--- a/ТехОтчёт (Баранов).docx
+++ b/ТехОтчёт (Баранов).docx
@@ -400,7 +400,31 @@
               <w:lang w:eastAsia="ru-RU"/>
               <w14:ligatures w14:val="none"/>
             </w:rPr>
-            <w:t>Пигин Д.А.</w:t>
+            <w:t>Д.А.</w:t>
+          </w:r>
+          <w:r>
+            <w:rPr>
+              <w:rFonts w:eastAsia="Times New Roman" w:cs="Times New Roman"/>
+              <w:bCs/>
+              <w:kern w:val="0"/>
+              <w:szCs w:val="28"/>
+              <w:u w:val="single"/>
+              <w:lang w:eastAsia="ru-RU"/>
+              <w14:ligatures w14:val="none"/>
+            </w:rPr>
+            <w:t xml:space="preserve"> </w:t>
+          </w:r>
+          <w:r>
+            <w:rPr>
+              <w:rFonts w:eastAsia="Times New Roman" w:cs="Times New Roman"/>
+              <w:bCs/>
+              <w:kern w:val="0"/>
+              <w:szCs w:val="28"/>
+              <w:u w:val="single"/>
+              <w:lang w:eastAsia="ru-RU"/>
+              <w14:ligatures w14:val="none"/>
+            </w:rPr>
+            <w:t>Пигин</w:t>
           </w:r>
         </w:p>
         <w:p>
@@ -1279,7 +1303,29 @@
                     <w:lang w:eastAsia="ru-RU"/>
                     <w14:ligatures w14:val="none"/>
                   </w:rPr>
-                  <w:t>Баранов Е.А.</w:t>
+                  <w:t>Е.А.</w:t>
+                </w:r>
+                <w:r>
+                  <w:rPr>
+                    <w:rFonts w:eastAsia="Times New Roman" w:cs="Times New Roman"/>
+                    <w:iCs/>
+                    <w:kern w:val="0"/>
+                    <w:szCs w:val="28"/>
+                    <w:lang w:eastAsia="ru-RU"/>
+                    <w14:ligatures w14:val="none"/>
+                  </w:rPr>
+                  <w:t xml:space="preserve"> </w:t>
+                </w:r>
+                <w:r>
+                  <w:rPr>
+                    <w:rFonts w:eastAsia="Times New Roman" w:cs="Times New Roman"/>
+                    <w:iCs/>
+                    <w:kern w:val="0"/>
+                    <w:szCs w:val="28"/>
+                    <w:lang w:eastAsia="ru-RU"/>
+                    <w14:ligatures w14:val="none"/>
+                  </w:rPr>
+                  <w:t>Баранов</w:t>
                 </w:r>
               </w:p>
             </w:tc>
@@ -1610,7 +1656,29 @@
                     <w:lang w:eastAsia="ru-RU"/>
                     <w14:ligatures w14:val="none"/>
                   </w:rPr>
-                  <w:t>Пигин Д.А.</w:t>
+                  <w:t>Д.А.</w:t>
+                </w:r>
+                <w:r>
+                  <w:rPr>
+                    <w:rFonts w:eastAsia="Times New Roman" w:cs="Times New Roman"/>
+                    <w:bCs/>
+                    <w:kern w:val="0"/>
+                    <w:szCs w:val="28"/>
+                    <w:lang w:eastAsia="ru-RU"/>
+                    <w14:ligatures w14:val="none"/>
+                  </w:rPr>
+                  <w:t xml:space="preserve"> </w:t>
+                </w:r>
+                <w:r>
+                  <w:rPr>
+                    <w:rFonts w:eastAsia="Times New Roman" w:cs="Times New Roman"/>
+                    <w:bCs/>
+                    <w:kern w:val="0"/>
+                    <w:szCs w:val="28"/>
+                    <w:lang w:eastAsia="ru-RU"/>
+                    <w14:ligatures w14:val="none"/>
+                  </w:rPr>
+                  <w:t>Пигин</w:t>
                 </w:r>
               </w:p>
             </w:tc>
@@ -4458,7 +4526,7 @@
         <w:rPr>
           <w:lang w:eastAsia="ru-RU"/>
         </w:rPr>
-        <w:t>уровень доступа к данным (работа с SQLite).</w:t>
+        <w:t>уровень доступа к данным.</w:t>
       </w:r>
     </w:p>
     <w:p>
@@ -4562,7 +4630,46 @@
         <w:t xml:space="preserve"> </w:t>
       </w:r>
       <w:r>
-        <w:t>[2]</w:t>
+        <w:t>[</w:t>
+      </w:r>
+      <w:r>
+        <w:fldChar w:fldCharType="begin"/>
+      </w:r>
+      <w:r>
+        <w:instrText xml:space="preserve"> REF _Ref196834923 \r \h </w:instrText>
+      </w:r>
+      <w:r>
+        <w:fldChar w:fldCharType="separate"/>
+      </w:r>
+      <w:r>
+        <w:t>2</w:t>
+      </w:r>
+      <w:r>
+        <w:fldChar w:fldCharType="end"/>
+      </w:r>
+      <w:r>
+        <w:t>]</w:t>
+      </w:r>
+      <w:r>
+        <w:t xml:space="preserve"> [</w:t>
+      </w:r>
+      <w:r>
+        <w:fldChar w:fldCharType="begin"/>
+      </w:r>
+      <w:r>
+        <w:instrText xml:space="preserve"> REF _Ref196578670 \r \h </w:instrText>
+      </w:r>
+      <w:r>
+        <w:fldChar w:fldCharType="separate"/>
+      </w:r>
+      <w:r>
+        <w:t>3</w:t>
+      </w:r>
+      <w:r>
+        <w:fldChar w:fldCharType="end"/>
+      </w:r>
+      <w:r>
+        <w:t>]</w:t>
       </w:r>
       <w:r>
         <w:t xml:space="preserve"> </w:t>
@@ -4904,7 +5011,25 @@
         <w:t xml:space="preserve"> </w:t>
       </w:r>
       <w:r>
-        <w:t>[5]</w:t>
+        <w:t>[</w:t>
+      </w:r>
+      <w:r>
+        <w:fldChar w:fldCharType="begin"/>
+      </w:r>
+      <w:r>
+        <w:instrText xml:space="preserve"> REF _Ref227124759 \r \h </w:instrText>
+      </w:r>
+      <w:r>
+        <w:fldChar w:fldCharType="separate"/>
+      </w:r>
+      <w:r>
+        <w:t>5</w:t>
+      </w:r>
+      <w:r>
+        <w:fldChar w:fldCharType="end"/>
+      </w:r>
+      <w:r>
+        <w:t>]</w:t>
       </w:r>
       <w:r>
         <w:t xml:space="preserve"> с использованием технологии WPF.</w:t>
@@ -5344,7 +5469,25 @@
         <w:t>е</w:t>
       </w:r>
       <w:r>
-        <w:t xml:space="preserve"> методом «черного ящика» [4]. В таблице 1 представлен набор тестов для страницы</w:t>
+        <w:t xml:space="preserve"> методом «черного ящика» [</w:t>
+      </w:r>
+      <w:r>
+        <w:fldChar w:fldCharType="begin"/>
+      </w:r>
+      <w:r>
+        <w:instrText xml:space="preserve"> REF _Ref196578575 \r \h </w:instrText>
+      </w:r>
+      <w:r>
+        <w:fldChar w:fldCharType="separate"/>
+      </w:r>
+      <w:r>
+        <w:t>4</w:t>
+      </w:r>
+      <w:r>
+        <w:fldChar w:fldCharType="end"/>
+      </w:r>
+      <w:r>
+        <w:t>]. В таблице 1 представлен набор тестов для страницы</w:t>
       </w:r>
       <w:r>
         <w:t xml:space="preserve"> создания ТО</w:t>
@@ -6993,9 +7136,11 @@
         </w:numPr>
       </w:pPr>
       <w:bookmarkStart w:id="20" w:name="_Ref196157656"/>
+      <w:bookmarkStart w:id="21" w:name="_Ref227124715"/>
       <w:r>
         <w:t>Гагарина, Л. Г. Технология разработки программного обеспечения : учебное пособие / Л. Г. Гагарина, Е. В. Кокорева, Б. Д. Сидорова-Виснадул ; под ред. Л. Г. Гагариной. – Москва : ФОРУМ : ИНФРА-М, 2023. – 400с. – URL: https://znanium.com/catalog/product/1895679 (дата обращения: 27.03.2026). – Режим доступа: по подписке. – Текст : электронный.</w:t>
       </w:r>
+      <w:bookmarkEnd w:id="21"/>
     </w:p>
     <w:p>
       <w:pPr>
@@ -7005,7 +7150,7 @@
           <w:numId w:val="6"/>
         </w:numPr>
       </w:pPr>
-      <w:bookmarkStart w:id="21" w:name="_Ref196834923"/>
+      <w:bookmarkStart w:id="22" w:name="_Ref196834923"/>
       <w:r>
         <w:t>Голицына, О. Л. Базы данных</w:t>
       </w:r>
@@ -7067,7 +7212,7 @@
       <w:r>
         <w:t xml:space="preserve"> - Текст : электронный.</w:t>
       </w:r>
-      <w:bookmarkEnd w:id="21"/>
+      <w:bookmarkEnd w:id="22"/>
     </w:p>
     <w:p>
       <w:pPr>
@@ -7077,7 +7222,7 @@
           <w:numId w:val="6"/>
         </w:numPr>
       </w:pPr>
-      <w:bookmarkStart w:id="22" w:name="_Ref196578670"/>
+      <w:bookmarkStart w:id="23" w:name="_Ref196578670"/>
       <w:bookmarkEnd w:id="20"/>
       <w:r>
         <w:t>Голицына, О. Л. Основы проектирования баз данных</w:t>
@@ -7124,7 +7269,7 @@
       <w:r>
         <w:t xml:space="preserve"> – Режим доступа: для зарегистрир. пользователей. – Текст : электронный.</w:t>
       </w:r>
-      <w:bookmarkEnd w:id="22"/>
+      <w:bookmarkEnd w:id="23"/>
     </w:p>
     <w:p>
       <w:pPr>
@@ -7134,7 +7279,7 @@
           <w:numId w:val="6"/>
         </w:numPr>
       </w:pPr>
-      <w:bookmarkStart w:id="23" w:name="_Ref196578575"/>
+      <w:bookmarkStart w:id="24" w:name="_Ref196578575"/>
       <w:r>
         <w:t>Дадян, Э. Г. Данные: хранение и обработка</w:t>
       </w:r>
@@ -7201,7 +7346,7 @@
       <w:r>
         <w:t>Текст : электронный.</w:t>
       </w:r>
-      <w:bookmarkEnd w:id="23"/>
+      <w:bookmarkEnd w:id="24"/>
     </w:p>
     <w:p>
       <w:pPr>
@@ -7211,6 +7356,7 @@
           <w:numId w:val="6"/>
         </w:numPr>
       </w:pPr>
+      <w:bookmarkStart w:id="25" w:name="_Ref227124759"/>
       <w:r>
         <w:t xml:space="preserve">Павловская, Т. А. C#. Программирование на языке высокого уровня: Учебник для вузов / Т. А. Павловская. – Санкт-Петербург : Питер, 2021. – 432 с. – URL: </w:t>
       </w:r>
@@ -7238,64 +7384,7 @@
       <w:r>
         <w:t xml:space="preserve"> – Режим доступа: для зарегистрир. пользователей. – Текст : электронный.</w:t>
       </w:r>
-    </w:p>
-    <w:p>
-      <w:pPr>
-        <w:pStyle w:val="a2"/>
-        <w:numPr>
-          <w:ilvl w:val="0"/>
-          <w:numId w:val="6"/>
-        </w:numPr>
-      </w:pPr>
-      <w:r>
-        <w:t xml:space="preserve">Фленов М. Е. Библия C#. </w:t>
-      </w:r>
-      <w:r>
-        <w:t>–</w:t>
-      </w:r>
-      <w:r>
-        <w:t xml:space="preserve"> 6-е изд., перераб. и доп. / М.Е. Фленов. </w:t>
-      </w:r>
-      <w:r>
-        <w:t>–</w:t>
-      </w:r>
-      <w:r>
-        <w:t xml:space="preserve"> Санкт-Петербург : БХВ-Петербург, 2024. </w:t>
-      </w:r>
-      <w:r>
-        <w:t>–</w:t>
-      </w:r>
-      <w:r>
-        <w:t xml:space="preserve"> 512 с. </w:t>
-      </w:r>
-      <w:r>
-        <w:t>–</w:t>
-      </w:r>
-      <w:r>
-        <w:t xml:space="preserve"> URL: https://ibooks.ru/bookshelf/396461/reading </w:t>
-      </w:r>
-      <w:r>
-        <w:t xml:space="preserve">(дата обращения: </w:t>
-      </w:r>
-      <w:r>
-        <w:t>28</w:t>
-      </w:r>
-      <w:r>
-        <w:t>.04.2025).</w:t>
-      </w:r>
-      <w:r>
-        <w:t xml:space="preserve"> </w:t>
-      </w:r>
-      <w:r>
-        <w:rPr>
-          <w:color w:val="000000"/>
-          <w:szCs w:val="28"/>
-        </w:rPr>
-        <w:t xml:space="preserve">– Режим доступа: для зарегистрир. пользователей. – </w:t>
-      </w:r>
-      <w:r>
-        <w:t>Текст: электронный.</w:t>
-      </w:r>
+      <w:bookmarkEnd w:id="25"/>
     </w:p>
     <w:sectPr>
       <w:footerReference w:type="default" r:id="rId12"/>

--- a/ТехОтчёт (Баранов).docx
+++ b/ТехОтчёт (Баранов).docx
@@ -1314,18 +1314,7 @@
                     <w:lang w:eastAsia="ru-RU"/>
                     <w14:ligatures w14:val="none"/>
                   </w:rPr>
-                  <w:t xml:space="preserve"> </w:t>
-                </w:r>
-                <w:r>
-                  <w:rPr>
-                    <w:rFonts w:eastAsia="Times New Roman" w:cs="Times New Roman"/>
-                    <w:iCs/>
-                    <w:kern w:val="0"/>
-                    <w:szCs w:val="28"/>
-                    <w:lang w:eastAsia="ru-RU"/>
-                    <w14:ligatures w14:val="none"/>
-                  </w:rPr>
-                  <w:t>Баранов</w:t>
+                  <w:t xml:space="preserve"> Баранов</w:t>
                 </w:r>
               </w:p>
             </w:tc>
@@ -1667,18 +1656,7 @@
                     <w:lang w:eastAsia="ru-RU"/>
                     <w14:ligatures w14:val="none"/>
                   </w:rPr>
-                  <w:t xml:space="preserve"> </w:t>
-                </w:r>
-                <w:r>
-                  <w:rPr>
-                    <w:rFonts w:eastAsia="Times New Roman" w:cs="Times New Roman"/>
-                    <w:bCs/>
-                    <w:kern w:val="0"/>
-                    <w:szCs w:val="28"/>
-                    <w:lang w:eastAsia="ru-RU"/>
-                    <w14:ligatures w14:val="none"/>
-                  </w:rPr>
-                  <w:t>Пигин</w:t>
+                  <w:t xml:space="preserve"> Пигин</w:t>
                 </w:r>
               </w:p>
             </w:tc>
@@ -2097,7 +2075,21 @@
             <w:rStyle w:val="Hyperlink"/>
             <w:noProof/>
           </w:rPr>
-          <w:t>1 Охрана труда и техника безопасности при работе на ПК</w:t>
+          <w:t>1 Охрана тр</w:t>
+        </w:r>
+        <w:r>
+          <w:rPr>
+            <w:rStyle w:val="Hyperlink"/>
+            <w:noProof/>
+          </w:rPr>
+          <w:t>у</w:t>
+        </w:r>
+        <w:r>
+          <w:rPr>
+            <w:rStyle w:val="Hyperlink"/>
+            <w:noProof/>
+          </w:rPr>
+          <w:t>да и техника безопасности при работе на ПК</w:t>
         </w:r>
         <w:r>
           <w:rPr>
@@ -2715,7 +2707,7 @@
             <w:noProof/>
             <w:webHidden/>
           </w:rPr>
-          <w:t>11</w:t>
+          <w:t>12</w:t>
         </w:r>
         <w:r>
           <w:rPr>
@@ -2855,7 +2847,7 @@
             <w:noProof/>
             <w:webHidden/>
           </w:rPr>
-          <w:t>12</w:t>
+          <w:t>13</w:t>
         </w:r>
         <w:r>
           <w:rPr>
@@ -2928,7 +2920,7 @@
             <w:noProof/>
             <w:webHidden/>
           </w:rPr>
-          <w:t>14</w:t>
+          <w:t>16</w:t>
         </w:r>
         <w:r>
           <w:rPr>
@@ -2998,7 +2990,7 @@
             <w:noProof/>
             <w:webHidden/>
           </w:rPr>
-          <w:t>14</w:t>
+          <w:t>16</w:t>
         </w:r>
         <w:r>
           <w:rPr>
@@ -3068,7 +3060,7 @@
             <w:noProof/>
             <w:webHidden/>
           </w:rPr>
-          <w:t>15</w:t>
+          <w:t>17</w:t>
         </w:r>
         <w:r>
           <w:rPr>
@@ -3138,7 +3130,7 @@
             <w:noProof/>
             <w:webHidden/>
           </w:rPr>
-          <w:t>15</w:t>
+          <w:t>17</w:t>
         </w:r>
         <w:r>
           <w:rPr>
@@ -3204,7 +3196,7 @@
             <w:noProof/>
             <w:webHidden/>
           </w:rPr>
-          <w:t>16</w:t>
+          <w:t>18</w:t>
         </w:r>
         <w:r>
           <w:rPr>
@@ -3251,7 +3243,14 @@
           <w:noProof/>
           <w:webHidden/>
         </w:rPr>
-        <w:t>18</w:t>
+        <w:t>1</w:t>
+      </w:r>
+      <w:r>
+        <w:rPr>
+          <w:noProof/>
+          <w:webHidden/>
+        </w:rPr>
+        <w:t>9</w:t>
       </w:r>
     </w:p>
     <w:p>
@@ -3287,7 +3286,7 @@
           <w:noProof/>
           <w:webHidden/>
         </w:rPr>
-        <w:t>19</w:t>
+        <w:t>20</w:t>
       </w:r>
     </w:p>
     <w:p>
@@ -7135,12 +7134,12 @@
           <w:numId w:val="6"/>
         </w:numPr>
       </w:pPr>
-      <w:bookmarkStart w:id="20" w:name="_Ref196157656"/>
-      <w:bookmarkStart w:id="21" w:name="_Ref227124715"/>
+      <w:bookmarkStart w:id="20" w:name="_Ref227124715"/>
+      <w:bookmarkStart w:id="21" w:name="_Ref196157656"/>
       <w:r>
         <w:t>Гагарина, Л. Г. Технология разработки программного обеспечения : учебное пособие / Л. Г. Гагарина, Е. В. Кокорева, Б. Д. Сидорова-Виснадул ; под ред. Л. Г. Гагариной. – Москва : ФОРУМ : ИНФРА-М, 2023. – 400с. – URL: https://znanium.com/catalog/product/1895679 (дата обращения: 27.03.2026). – Режим доступа: по подписке. – Текст : электронный.</w:t>
       </w:r>
-      <w:bookmarkEnd w:id="21"/>
+      <w:bookmarkEnd w:id="20"/>
     </w:p>
     <w:p>
       <w:pPr>
@@ -7223,7 +7222,7 @@
         </w:numPr>
       </w:pPr>
       <w:bookmarkStart w:id="23" w:name="_Ref196578670"/>
-      <w:bookmarkEnd w:id="20"/>
+      <w:bookmarkEnd w:id="21"/>
       <w:r>
         <w:t>Голицына, О. Л. Основы проектирования баз данных</w:t>
       </w:r>

--- a/ТехОтчёт (Баранов).docx
+++ b/ТехОтчёт (Баранов).docx
@@ -5273,9 +5273,9 @@
       </w:pPr>
       <w:r>
         <w:drawing>
-          <wp:inline distT="0" distB="0" distL="0" distR="0" wp14:anchorId="0F3FBDE0" wp14:editId="15BBB006">
-            <wp:extent cx="5277535" cy="2340864"/>
-            <wp:effectExtent l="0" t="0" r="0" b="2540"/>
+          <wp:inline distT="0" distB="0" distL="0" distR="0" wp14:anchorId="0F3FBDE0" wp14:editId="224E1FBD">
+            <wp:extent cx="5276961" cy="1748333"/>
+            <wp:effectExtent l="0" t="0" r="0" b="4445"/>
             <wp:docPr id="6" name="Picture 6"/>
             <wp:cNvGraphicFramePr>
               <a:graphicFrameLocks xmlns:a="http://schemas.openxmlformats.org/drawingml/2006/main" noChangeAspect="1"/>
@@ -5289,13 +5289,13 @@
                   </pic:nvPicPr>
                   <pic:blipFill rotWithShape="1">
                     <a:blip r:embed="rId10"/>
-                    <a:srcRect l="-337" t="24146"/>
+                    <a:srcRect l="-337" t="24146" b="19195"/>
                     <a:stretch/>
                   </pic:blipFill>
                   <pic:spPr bwMode="auto">
                     <a:xfrm>
                       <a:off x="0" y="0"/>
-                      <a:ext cx="5289298" cy="2346082"/>
+                      <a:ext cx="5276961" cy="1748333"/>
                     </a:xfrm>
                     <a:prstGeom prst="rect">
                       <a:avLst/>

--- a/ТехОтчёт (Баранов).docx
+++ b/ТехОтчёт (Баранов).docx
@@ -1,6 +1,6 @@
 
 <file path=word/document.xml><?xml version="1.0" encoding="utf-8"?>
-<w:document xmlns:wpc="http://schemas.microsoft.com/office/word/2010/wordprocessingCanvas" xmlns:cx="http://schemas.microsoft.com/office/drawing/2014/chartex" xmlns:cx1="http://schemas.microsoft.com/office/drawing/2015/9/8/chartex" xmlns:cx2="http://schemas.microsoft.com/office/drawing/2015/10/21/chartex" xmlns:cx3="http://schemas.microsoft.com/office/drawing/2016/5/9/chartex" xmlns:cx4="http://schemas.microsoft.com/office/drawing/2016/5/10/chartex" xmlns:cx5="http://schemas.microsoft.com/office/drawing/2016/5/11/chartex" xmlns:cx6="http://schemas.microsoft.com/office/drawing/2016/5/12/chartex" xmlns:cx7="http://schemas.microsoft.com/office/drawing/2016/5/13/chartex" xmlns:cx8="http://schemas.microsoft.com/office/drawing/2016/5/14/chartex" xmlns:mc="http://schemas.openxmlformats.org/markup-compatibility/2006" xmlns:aink="http://schemas.microsoft.com/office/drawing/2016/ink" xmlns:am3d="http://schemas.microsoft.com/office/drawing/2017/model3d" xmlns:o="urn:schemas-microsoft-com:office:office" xmlns:r="http://schemas.openxmlformats.org/officeDocument/2006/relationships" xmlns:m="http://schemas.openxmlformats.org/officeDocument/2006/math" xmlns:v="urn:schemas-microsoft-com:vml" xmlns:wp14="http://schemas.microsoft.com/office/word/2010/wordprocessingDrawing" xmlns:wp="http://schemas.openxmlformats.org/drawingml/2006/wordprocessingDrawing" xmlns:w10="urn:schemas-microsoft-com:office:word" xmlns:w="http://schemas.openxmlformats.org/wordprocessingml/2006/main" xmlns:w14="http://schemas.microsoft.com/office/word/2010/wordml" xmlns:w15="http://schemas.microsoft.com/office/word/2012/wordml" xmlns:w16cex="http://schemas.microsoft.com/office/word/2018/wordml/cex" xmlns:w16cid="http://schemas.microsoft.com/office/word/2016/wordml/cid" xmlns:w16="http://schemas.microsoft.com/office/word/2018/wordml" xmlns:w16sdtdh="http://schemas.microsoft.com/office/word/2020/wordml/sdtdatahash" xmlns:w16se="http://schemas.microsoft.com/office/word/2015/wordml/symex" xmlns:wpg="http://schemas.microsoft.com/office/word/2010/wordprocessingGroup" xmlns:wpi="http://schemas.microsoft.com/office/word/2010/wordprocessingInk" xmlns:wne="http://schemas.microsoft.com/office/word/2006/wordml" xmlns:wps="http://schemas.microsoft.com/office/word/2010/wordprocessingShape" mc:Ignorable="w14 w15 w16se w16cid w16 w16cex w16sdtdh wp14">
+<w:document xmlns:wpc="http://schemas.microsoft.com/office/word/2010/wordprocessingCanvas" xmlns:cx="http://schemas.microsoft.com/office/drawing/2014/chartex" xmlns:mc="http://schemas.openxmlformats.org/markup-compatibility/2006" xmlns:o="urn:schemas-microsoft-com:office:office" xmlns:r="http://schemas.openxmlformats.org/officeDocument/2006/relationships" xmlns:m="http://schemas.openxmlformats.org/officeDocument/2006/math" xmlns:v="urn:schemas-microsoft-com:vml" xmlns:wp14="http://schemas.microsoft.com/office/word/2010/wordprocessingDrawing" xmlns:wp="http://schemas.openxmlformats.org/drawingml/2006/wordprocessingDrawing" xmlns:w10="urn:schemas-microsoft-com:office:word" xmlns:w="http://schemas.openxmlformats.org/wordprocessingml/2006/main" xmlns:w14="http://schemas.microsoft.com/office/word/2010/wordml" xmlns:w15="http://schemas.microsoft.com/office/word/2012/wordml" xmlns:w16se="http://schemas.microsoft.com/office/word/2015/wordml/symex" xmlns:wpg="http://schemas.microsoft.com/office/word/2010/wordprocessingGroup" xmlns:wpi="http://schemas.microsoft.com/office/word/2010/wordprocessingInk" xmlns:wne="http://schemas.microsoft.com/office/word/2006/wordml" xmlns:wps="http://schemas.microsoft.com/office/word/2010/wordprocessingShape" mc:Ignorable="w14 w15 w16se wp14">
   <w:body>
     <w:bookmarkStart w:id="0" w:name="_Hlk196867620" w:displacedByCustomXml="next"/>
     <w:bookmarkEnd w:id="0" w:displacedByCustomXml="next"/>
@@ -400,7 +400,7 @@
               <w:lang w:eastAsia="ru-RU"/>
               <w14:ligatures w14:val="none"/>
             </w:rPr>
-            <w:t>Д.А.</w:t>
+            <w:t>Р.В.</w:t>
           </w:r>
           <w:r>
             <w:rPr>
@@ -424,7 +424,7 @@
               <w:lang w:eastAsia="ru-RU"/>
               <w14:ligatures w14:val="none"/>
             </w:rPr>
-            <w:t>Пигин</w:t>
+            <w:t>Мышев</w:t>
           </w:r>
         </w:p>
         <w:p>
@@ -780,7 +780,7 @@
                     <w:kern w:val="0"/>
                     <w:sz w:val="40"/>
                     <w:szCs w:val="40"/>
-                    <w:lang w:val="en-US" w:eastAsia="ru-RU"/>
+                    <w:lang w:eastAsia="ru-RU"/>
                     <w14:ligatures w14:val="none"/>
                   </w:rPr>
                 </w:pPr>
@@ -1901,7 +1901,7 @@
     </w:sdt>
     <w:p>
       <w:pPr>
-        <w:pStyle w:val="a5"/>
+        <w:pStyle w:val="af8"/>
       </w:pPr>
       <w:r>
         <w:lastRenderedPageBreak/>
@@ -1910,7 +1910,7 @@
     </w:p>
     <w:p>
       <w:pPr>
-        <w:pStyle w:val="TOC1"/>
+        <w:pStyle w:val="11"/>
         <w:tabs>
           <w:tab w:val="right" w:leader="dot" w:pos="9344"/>
         </w:tabs>
@@ -1980,7 +1980,7 @@
     </w:p>
     <w:p>
       <w:pPr>
-        <w:pStyle w:val="TOC1"/>
+        <w:pStyle w:val="11"/>
         <w:tabs>
           <w:tab w:val="right" w:leader="dot" w:pos="9344"/>
         </w:tabs>
@@ -2050,7 +2050,7 @@
     </w:p>
     <w:p>
       <w:pPr>
-        <w:pStyle w:val="TOC1"/>
+        <w:pStyle w:val="11"/>
         <w:tabs>
           <w:tab w:val="right" w:leader="dot" w:pos="9344"/>
         </w:tabs>
@@ -2072,24 +2072,10 @@
       <w:hyperlink w:anchor="_Toc225596488" w:history="1">
         <w:r>
           <w:rPr>
-            <w:rStyle w:val="Hyperlink"/>
-            <w:noProof/>
-          </w:rPr>
-          <w:t>1 Охрана тр</w:t>
-        </w:r>
-        <w:r>
-          <w:rPr>
-            <w:rStyle w:val="Hyperlink"/>
-            <w:noProof/>
-          </w:rPr>
-          <w:t>у</w:t>
-        </w:r>
-        <w:r>
-          <w:rPr>
-            <w:rStyle w:val="Hyperlink"/>
-            <w:noProof/>
-          </w:rPr>
-          <w:t>да и техника безопасности при работе на ПК</w:t>
+            <w:rStyle w:val="af7"/>
+            <w:noProof/>
+          </w:rPr>
+          <w:t>1 Охрана труда и техника безопасности при работе на ПК</w:t>
         </w:r>
         <w:r>
           <w:rPr>
@@ -2143,7 +2129,7 @@
     </w:p>
     <w:p>
       <w:pPr>
-        <w:pStyle w:val="TOC2"/>
+        <w:pStyle w:val="23"/>
         <w:rPr>
           <w:rFonts w:asciiTheme="minorHAnsi" w:eastAsiaTheme="minorEastAsia" w:hAnsiTheme="minorHAnsi"/>
           <w:noProof/>
@@ -2156,7 +2142,7 @@
       <w:hyperlink w:anchor="_Toc225596489" w:history="1">
         <w:r>
           <w:rPr>
-            <w:rStyle w:val="Hyperlink"/>
+            <w:rStyle w:val="af7"/>
             <w:noProof/>
           </w:rPr>
           <w:t>1.1 Требования безопасности перед началом работы</w:t>
@@ -2213,7 +2199,7 @@
     </w:p>
     <w:p>
       <w:pPr>
-        <w:pStyle w:val="TOC2"/>
+        <w:pStyle w:val="23"/>
         <w:rPr>
           <w:rFonts w:asciiTheme="minorHAnsi" w:eastAsiaTheme="minorEastAsia" w:hAnsiTheme="minorHAnsi"/>
           <w:noProof/>
@@ -2226,7 +2212,7 @@
       <w:hyperlink w:anchor="_Toc225596490" w:history="1">
         <w:r>
           <w:rPr>
-            <w:rStyle w:val="Hyperlink"/>
+            <w:rStyle w:val="af7"/>
             <w:noProof/>
           </w:rPr>
           <w:t>1.2 Требования безопасности в аварийных ситуациях</w:t>
@@ -2283,7 +2269,7 @@
     </w:p>
     <w:p>
       <w:pPr>
-        <w:pStyle w:val="TOC2"/>
+        <w:pStyle w:val="23"/>
         <w:rPr>
           <w:rFonts w:asciiTheme="minorHAnsi" w:eastAsiaTheme="minorEastAsia" w:hAnsiTheme="minorHAnsi"/>
           <w:noProof/>
@@ -2296,7 +2282,7 @@
       <w:hyperlink w:anchor="_Toc225596491" w:history="1">
         <w:r>
           <w:rPr>
-            <w:rStyle w:val="Hyperlink"/>
+            <w:rStyle w:val="af7"/>
             <w:noProof/>
           </w:rPr>
           <w:t>1.3 Требования безопасности по окончании работы</w:t>
@@ -2353,7 +2339,7 @@
     </w:p>
     <w:p>
       <w:pPr>
-        <w:pStyle w:val="TOC1"/>
+        <w:pStyle w:val="11"/>
         <w:tabs>
           <w:tab w:val="right" w:leader="dot" w:pos="9344"/>
         </w:tabs>
@@ -2369,7 +2355,7 @@
       <w:hyperlink w:anchor="_Toc225596492" w:history="1">
         <w:r>
           <w:rPr>
-            <w:rStyle w:val="Hyperlink"/>
+            <w:rStyle w:val="af7"/>
             <w:noProof/>
           </w:rPr>
           <w:t>2 Выполнение работ по ПМ.02</w:t>
@@ -2426,7 +2412,7 @@
     </w:p>
     <w:p>
       <w:pPr>
-        <w:pStyle w:val="TOC2"/>
+        <w:pStyle w:val="23"/>
         <w:rPr>
           <w:rFonts w:asciiTheme="minorHAnsi" w:eastAsiaTheme="minorEastAsia" w:hAnsiTheme="minorHAnsi"/>
           <w:noProof/>
@@ -2439,7 +2425,7 @@
       <w:hyperlink w:anchor="_Toc225596493" w:history="1">
         <w:r>
           <w:rPr>
-            <w:rStyle w:val="Hyperlink"/>
+            <w:rStyle w:val="af7"/>
             <w:noProof/>
           </w:rPr>
           <w:t>2.1 Анализ и разработка требований</w:t>
@@ -2496,7 +2482,7 @@
     </w:p>
     <w:p>
       <w:pPr>
-        <w:pStyle w:val="TOC2"/>
+        <w:pStyle w:val="23"/>
         <w:rPr>
           <w:rFonts w:asciiTheme="minorHAnsi" w:eastAsiaTheme="minorEastAsia" w:hAnsiTheme="minorHAnsi"/>
           <w:noProof/>
@@ -2509,7 +2495,7 @@
       <w:hyperlink w:anchor="_Toc225596494" w:history="1">
         <w:r>
           <w:rPr>
-            <w:rStyle w:val="Hyperlink"/>
+            <w:rStyle w:val="af7"/>
             <w:noProof/>
           </w:rPr>
           <w:t>2.2 Выбор состава программных и технических средств</w:t>
@@ -2566,7 +2552,7 @@
     </w:p>
     <w:p>
       <w:pPr>
-        <w:pStyle w:val="TOC2"/>
+        <w:pStyle w:val="23"/>
         <w:rPr>
           <w:rFonts w:asciiTheme="minorHAnsi" w:eastAsiaTheme="minorEastAsia" w:hAnsiTheme="minorHAnsi"/>
           <w:noProof/>
@@ -2579,21 +2565,21 @@
       <w:hyperlink w:anchor="_Toc225596495" w:history="1">
         <w:r>
           <w:rPr>
-            <w:rStyle w:val="Hyperlink"/>
+            <w:rStyle w:val="af7"/>
             <w:noProof/>
           </w:rPr>
           <w:t xml:space="preserve">2.3 Проектирование </w:t>
         </w:r>
         <w:r>
           <w:rPr>
-            <w:rStyle w:val="Hyperlink"/>
+            <w:rStyle w:val="af7"/>
             <w:noProof/>
           </w:rPr>
           <w:t>П</w:t>
         </w:r>
         <w:r>
           <w:rPr>
-            <w:rStyle w:val="Hyperlink"/>
+            <w:rStyle w:val="af7"/>
             <w:noProof/>
           </w:rPr>
           <w:t>О</w:t>
@@ -2650,7 +2636,7 @@
     </w:p>
     <w:p>
       <w:pPr>
-        <w:pStyle w:val="TOC2"/>
+        <w:pStyle w:val="23"/>
         <w:rPr>
           <w:rFonts w:asciiTheme="minorHAnsi" w:eastAsiaTheme="minorEastAsia" w:hAnsiTheme="minorHAnsi"/>
           <w:noProof/>
@@ -2663,7 +2649,7 @@
       <w:hyperlink w:anchor="_Toc225596496" w:history="1">
         <w:r>
           <w:rPr>
-            <w:rStyle w:val="Hyperlink"/>
+            <w:rStyle w:val="af7"/>
             <w:noProof/>
           </w:rPr>
           <w:t>2.4 Разработка и интеграция программных модулей</w:t>
@@ -2720,7 +2706,7 @@
     </w:p>
     <w:p>
       <w:pPr>
-        <w:pStyle w:val="TOC2"/>
+        <w:pStyle w:val="23"/>
         <w:rPr>
           <w:rFonts w:asciiTheme="minorHAnsi" w:eastAsiaTheme="minorEastAsia" w:hAnsiTheme="minorHAnsi"/>
           <w:noProof/>
@@ -2733,7 +2719,7 @@
       <w:hyperlink w:anchor="_Toc225596497" w:history="1">
         <w:r>
           <w:rPr>
-            <w:rStyle w:val="Hyperlink"/>
+            <w:rStyle w:val="af7"/>
             <w:noProof/>
           </w:rPr>
           <w:t>2.5 Описание работы с VCS и проверка соответствия стандартам кодирования</w:t>
@@ -2790,7 +2776,7 @@
     </w:p>
     <w:p>
       <w:pPr>
-        <w:pStyle w:val="TOC2"/>
+        <w:pStyle w:val="23"/>
         <w:rPr>
           <w:rFonts w:asciiTheme="minorHAnsi" w:eastAsiaTheme="minorEastAsia" w:hAnsiTheme="minorHAnsi"/>
           <w:noProof/>
@@ -2803,7 +2789,7 @@
       <w:hyperlink w:anchor="_Toc225596498" w:history="1">
         <w:r>
           <w:rPr>
-            <w:rStyle w:val="Hyperlink"/>
+            <w:rStyle w:val="af7"/>
             <w:noProof/>
           </w:rPr>
           <w:t>2.6 Отладка и тестирование программных модулей</w:t>
@@ -2860,7 +2846,7 @@
     </w:p>
     <w:p>
       <w:pPr>
-        <w:pStyle w:val="TOC1"/>
+        <w:pStyle w:val="11"/>
         <w:tabs>
           <w:tab w:val="right" w:leader="dot" w:pos="9344"/>
         </w:tabs>
@@ -2876,7 +2862,7 @@
       <w:hyperlink w:anchor="_Toc225596499" w:history="1">
         <w:r>
           <w:rPr>
-            <w:rStyle w:val="Hyperlink"/>
+            <w:rStyle w:val="af7"/>
             <w:noProof/>
           </w:rPr>
           <w:t>3 Выполнение работ по ПМ.04</w:t>
@@ -2933,7 +2919,7 @@
     </w:p>
     <w:p>
       <w:pPr>
-        <w:pStyle w:val="TOC2"/>
+        <w:pStyle w:val="23"/>
         <w:rPr>
           <w:rFonts w:asciiTheme="minorHAnsi" w:eastAsiaTheme="minorEastAsia" w:hAnsiTheme="minorHAnsi"/>
           <w:noProof/>
@@ -2946,7 +2932,7 @@
       <w:hyperlink w:anchor="_Toc225596500" w:history="1">
         <w:r>
           <w:rPr>
-            <w:rStyle w:val="Hyperlink"/>
+            <w:rStyle w:val="af7"/>
             <w:noProof/>
           </w:rPr>
           <w:t>3.1 Настройка конфигурации и инсталляция ПО</w:t>
@@ -3003,7 +2989,7 @@
     </w:p>
     <w:p>
       <w:pPr>
-        <w:pStyle w:val="TOC2"/>
+        <w:pStyle w:val="23"/>
         <w:rPr>
           <w:rFonts w:asciiTheme="minorHAnsi" w:eastAsiaTheme="minorEastAsia" w:hAnsiTheme="minorHAnsi"/>
           <w:noProof/>
@@ -3016,7 +3002,7 @@
       <w:hyperlink w:anchor="_Toc225596501" w:history="1">
         <w:r>
           <w:rPr>
-            <w:rStyle w:val="Hyperlink"/>
+            <w:rStyle w:val="af7"/>
             <w:noProof/>
           </w:rPr>
           <w:t>3.2 Анализ эксплуатационных характеристик</w:t>
@@ -3073,7 +3059,7 @@
     </w:p>
     <w:p>
       <w:pPr>
-        <w:pStyle w:val="TOC2"/>
+        <w:pStyle w:val="23"/>
         <w:rPr>
           <w:rFonts w:asciiTheme="minorHAnsi" w:eastAsiaTheme="minorEastAsia" w:hAnsiTheme="minorHAnsi"/>
           <w:noProof/>
@@ -3086,7 +3072,7 @@
       <w:hyperlink w:anchor="_Toc225596502" w:history="1">
         <w:r>
           <w:rPr>
-            <w:rStyle w:val="Hyperlink"/>
+            <w:rStyle w:val="af7"/>
             <w:noProof/>
           </w:rPr>
           <w:t>3.3 Модификации компонентов ПО</w:t>
@@ -3143,16 +3129,16 @@
     </w:p>
     <w:p>
       <w:pPr>
-        <w:pStyle w:val="TOC2"/>
-        <w:rPr>
-          <w:rStyle w:val="Hyperlink"/>
+        <w:pStyle w:val="23"/>
+        <w:rPr>
+          <w:rStyle w:val="af7"/>
           <w:noProof/>
         </w:rPr>
       </w:pPr>
       <w:hyperlink w:anchor="_Toc225596503" w:history="1">
         <w:r>
           <w:rPr>
-            <w:rStyle w:val="Hyperlink"/>
+            <w:rStyle w:val="af7"/>
             <w:noProof/>
           </w:rPr>
           <w:t>3.4 Обеспечение защиты ПО и данных</w:t>
@@ -3209,7 +3195,7 @@
     </w:p>
     <w:p>
       <w:pPr>
-        <w:pStyle w:val="TOC1"/>
+        <w:pStyle w:val="11"/>
         <w:tabs>
           <w:tab w:val="right" w:leader="dot" w:pos="9344"/>
         </w:tabs>
@@ -3255,7 +3241,7 @@
     </w:p>
     <w:p>
       <w:pPr>
-        <w:pStyle w:val="TOC1"/>
+        <w:pStyle w:val="11"/>
         <w:tabs>
           <w:tab w:val="right" w:leader="dot" w:pos="9344"/>
         </w:tabs>
@@ -3291,7 +3277,7 @@
     </w:p>
     <w:p>
       <w:pPr>
-        <w:pStyle w:val="TOC1"/>
+        <w:pStyle w:val="11"/>
         <w:tabs>
           <w:tab w:val="right" w:leader="dot" w:pos="9344"/>
         </w:tabs>
@@ -3300,7 +3286,7 @@
     </w:p>
     <w:p>
       <w:pPr>
-        <w:pStyle w:val="Title"/>
+        <w:pStyle w:val="a7"/>
       </w:pPr>
       <w:bookmarkStart w:id="1" w:name="Перечень"/>
       <w:bookmarkEnd w:id="1"/>
@@ -3311,7 +3297,7 @@
     </w:p>
     <w:p>
       <w:pPr>
-        <w:pStyle w:val="a2"/>
+        <w:pStyle w:val="a3"/>
       </w:pPr>
       <w:r>
         <w:t xml:space="preserve">В настоящем </w:t>
@@ -3331,7 +3317,7 @@
     </w:p>
     <w:p>
       <w:pPr>
-        <w:pStyle w:val="a2"/>
+        <w:pStyle w:val="a3"/>
       </w:pPr>
       <w:r>
         <w:t>БД – база данных</w:t>
@@ -3339,7 +3325,7 @@
     </w:p>
     <w:p>
       <w:pPr>
-        <w:pStyle w:val="a2"/>
+        <w:pStyle w:val="a3"/>
       </w:pPr>
       <w:r>
         <w:t>ИС – информационная система</w:t>
@@ -3347,7 +3333,7 @@
     </w:p>
     <w:p>
       <w:pPr>
-        <w:pStyle w:val="a2"/>
+        <w:pStyle w:val="a3"/>
       </w:pPr>
       <w:r>
         <w:t>ООО – общество с ограниченной ответственностью</w:t>
@@ -3355,7 +3341,7 @@
     </w:p>
     <w:p>
       <w:pPr>
-        <w:pStyle w:val="a2"/>
+        <w:pStyle w:val="a3"/>
       </w:pPr>
       <w:r>
         <w:t>ПК – персональный компьютер</w:t>
@@ -3363,7 +3349,7 @@
     </w:p>
     <w:p>
       <w:pPr>
-        <w:pStyle w:val="a2"/>
+        <w:pStyle w:val="a3"/>
       </w:pPr>
       <w:r>
         <w:t>ПМ – программный модуль</w:t>
@@ -3371,7 +3357,7 @@
     </w:p>
     <w:p>
       <w:pPr>
-        <w:pStyle w:val="a2"/>
+        <w:pStyle w:val="a3"/>
       </w:pPr>
       <w:r>
         <w:t>ПО – программное обеспечение</w:t>
@@ -3379,7 +3365,7 @@
     </w:p>
     <w:p>
       <w:pPr>
-        <w:pStyle w:val="a2"/>
+        <w:pStyle w:val="a3"/>
       </w:pPr>
       <w:r>
         <w:t>ПЭВМ – персональная электронно-вычислительная машина</w:t>
@@ -3387,7 +3373,7 @@
     </w:p>
     <w:p>
       <w:pPr>
-        <w:pStyle w:val="a2"/>
+        <w:pStyle w:val="a3"/>
       </w:pPr>
       <w:r>
         <w:t>СУБД – система управления базами данных</w:t>
@@ -3395,7 +3381,7 @@
     </w:p>
     <w:p>
       <w:pPr>
-        <w:pStyle w:val="a2"/>
+        <w:pStyle w:val="a3"/>
       </w:pPr>
       <w:r>
         <w:t>ТО – техническое обслуживание</w:t>
@@ -3403,12 +3389,12 @@
     </w:p>
     <w:p>
       <w:pPr>
-        <w:pStyle w:val="a2"/>
-      </w:pPr>
-    </w:p>
-    <w:p>
-      <w:pPr>
-        <w:pStyle w:val="a2"/>
+        <w:pStyle w:val="a3"/>
+      </w:pPr>
+    </w:p>
+    <w:p>
+      <w:pPr>
+        <w:pStyle w:val="a3"/>
       </w:pPr>
       <w:r>
         <w:rPr>
@@ -3422,7 +3408,7 @@
     </w:p>
     <w:p>
       <w:pPr>
-        <w:pStyle w:val="a2"/>
+        <w:pStyle w:val="a3"/>
       </w:pPr>
       <w:r>
         <w:rPr>
@@ -3439,7 +3425,7 @@
     </w:p>
     <w:p>
       <w:pPr>
-        <w:pStyle w:val="a2"/>
+        <w:pStyle w:val="a3"/>
       </w:pPr>
       <w:r>
         <w:rPr>
@@ -3462,7 +3448,7 @@
     </w:p>
     <w:p>
       <w:pPr>
-        <w:pStyle w:val="a2"/>
+        <w:pStyle w:val="a3"/>
       </w:pPr>
       <w:r>
         <w:t>VCS – система контроля версий</w:t>
@@ -3470,10 +3456,25 @@
     </w:p>
     <w:p>
       <w:pPr>
-        <w:pStyle w:val="Title"/>
-      </w:pPr>
-      <w:bookmarkStart w:id="2" w:name="Введение"/>
+        <w:pStyle w:val="a3"/>
+      </w:pPr>
+      <w:r>
+        <w:rPr>
+          <w:color w:val="000000"/>
+          <w:sz w:val="27"/>
+          <w:szCs w:val="27"/>
+        </w:rPr>
+        <w:t>WPF – подсистема представления Windows</w:t>
+      </w:r>
+      <w:bookmarkStart w:id="2" w:name="_GoBack"/>
       <w:bookmarkEnd w:id="2"/>
+    </w:p>
+    <w:p>
+      <w:pPr>
+        <w:pStyle w:val="a7"/>
+      </w:pPr>
+      <w:bookmarkStart w:id="3" w:name="Введение"/>
+      <w:bookmarkEnd w:id="3"/>
       <w:r>
         <w:lastRenderedPageBreak/>
         <w:t>Введение</w:t>
@@ -3481,9 +3482,9 @@
     </w:p>
     <w:p>
       <w:pPr>
-        <w:pStyle w:val="a2"/>
-      </w:pPr>
-      <w:bookmarkStart w:id="3" w:name="_Toc194696992"/>
+        <w:pStyle w:val="a3"/>
+      </w:pPr>
+      <w:bookmarkStart w:id="4" w:name="_Toc194696992"/>
       <w:r>
         <w:t>Базой производственной практики является ООО «Аксель-Норд»</w:t>
       </w:r>
@@ -3499,7 +3500,7 @@
     </w:p>
     <w:p>
       <w:pPr>
-        <w:pStyle w:val="a2"/>
+        <w:pStyle w:val="a3"/>
       </w:pPr>
       <w:r>
         <w:t>Цели производственной практики:</w:t>
@@ -3773,7 +3774,7 @@
     </w:p>
     <w:p>
       <w:pPr>
-        <w:pStyle w:val="a2"/>
+        <w:pStyle w:val="a3"/>
       </w:pPr>
       <w:r>
         <w:t>Для практикантов предоставляется рабочее место с персональным компьютером и всем необходимым для работы аппаратным и программным обеспечением:</w:t>
@@ -3970,30 +3971,30 @@
     </w:p>
     <w:p>
       <w:pPr>
-        <w:pStyle w:val="Heading1"/>
+        <w:pStyle w:val="1"/>
         <w:ind w:left="0"/>
       </w:pPr>
-      <w:bookmarkStart w:id="4" w:name="_Toc225596488"/>
+      <w:bookmarkStart w:id="5" w:name="_Toc225596488"/>
       <w:r>
         <w:lastRenderedPageBreak/>
         <w:t>Охрана труда и техника безопасности при работе на ПК</w:t>
       </w:r>
-      <w:bookmarkEnd w:id="3"/>
       <w:bookmarkEnd w:id="4"/>
-    </w:p>
-    <w:p>
-      <w:pPr>
-        <w:pStyle w:val="Heading2"/>
-      </w:pPr>
-      <w:bookmarkStart w:id="5" w:name="_Toc225596489"/>
+      <w:bookmarkEnd w:id="5"/>
+    </w:p>
+    <w:p>
+      <w:pPr>
+        <w:pStyle w:val="2"/>
+      </w:pPr>
+      <w:bookmarkStart w:id="6" w:name="_Toc225596489"/>
       <w:r>
         <w:t>Требования безопасности перед началом работы</w:t>
       </w:r>
-      <w:bookmarkEnd w:id="5"/>
-    </w:p>
-    <w:p>
-      <w:pPr>
-        <w:pStyle w:val="a2"/>
+      <w:bookmarkEnd w:id="6"/>
+    </w:p>
+    <w:p>
+      <w:pPr>
+        <w:pStyle w:val="a3"/>
       </w:pPr>
       <w:r>
         <w:t>Перед началом работы пользователь обязан:</w:t>
@@ -4076,7 +4077,7 @@
     </w:p>
     <w:p>
       <w:pPr>
-        <w:pStyle w:val="a2"/>
+        <w:pStyle w:val="a3"/>
       </w:pPr>
       <w:r>
         <w:t>Запрещается приступать к работе в случае обнаружения несоответствия</w:t>
@@ -4096,17 +4097,17 @@
     </w:p>
     <w:p>
       <w:pPr>
-        <w:pStyle w:val="Heading2"/>
-      </w:pPr>
-      <w:bookmarkStart w:id="6" w:name="_Toc225596490"/>
+        <w:pStyle w:val="2"/>
+      </w:pPr>
+      <w:bookmarkStart w:id="7" w:name="_Toc225596490"/>
       <w:r>
         <w:t>Требования безопасности в аварийных ситуациях</w:t>
       </w:r>
-      <w:bookmarkEnd w:id="6"/>
-    </w:p>
-    <w:p>
-      <w:pPr>
-        <w:pStyle w:val="a2"/>
+      <w:bookmarkEnd w:id="7"/>
+    </w:p>
+    <w:p>
+      <w:pPr>
+        <w:pStyle w:val="a3"/>
       </w:pPr>
       <w:r>
         <w:t xml:space="preserve">В случае возникновения аварийной ситуации пользователь ПЭВМ и </w:t>
@@ -4120,7 +4121,7 @@
     </w:p>
     <w:p>
       <w:pPr>
-        <w:pStyle w:val="a2"/>
+        <w:pStyle w:val="a3"/>
       </w:pPr>
       <w:r>
         <w:t xml:space="preserve">При обнаружении обрыва проводов питания или нарушения целостности их изоляции, неисправности заземления и других повреждений электрооборудования, появления запаха гари, посторонних звуков в работе оборудования и (или) тестовых сигналов, предупреждающих о его неисправности, немедленно прекратить работу и отключить питание. </w:t>
@@ -4128,7 +4129,7 @@
     </w:p>
     <w:p>
       <w:pPr>
-        <w:pStyle w:val="a2"/>
+        <w:pStyle w:val="a3"/>
       </w:pPr>
       <w:r>
         <w:t>При поражении работника электрическим током следует принять меры по его освобождению от действия тока путем отключения электропитания и до прибытия врача оказать первую помощь пострадавшему.</w:t>
@@ -4136,7 +4137,7 @@
     </w:p>
     <w:p>
       <w:pPr>
-        <w:pStyle w:val="a2"/>
+        <w:pStyle w:val="a3"/>
       </w:pPr>
       <w:r>
         <w:t>В случае возгорания оборудования отключить питание, сообщить в пожарную охрану и руководителю учреждения, после чего приступить к тушению пожара имеющимися средствами.</w:t>
@@ -4144,17 +4145,17 @@
     </w:p>
     <w:p>
       <w:pPr>
-        <w:pStyle w:val="Heading2"/>
-      </w:pPr>
-      <w:bookmarkStart w:id="7" w:name="_Toc225596491"/>
+        <w:pStyle w:val="2"/>
+      </w:pPr>
+      <w:bookmarkStart w:id="8" w:name="_Toc225596491"/>
       <w:r>
         <w:t>Требования безопасности по окончании работы</w:t>
       </w:r>
-      <w:bookmarkEnd w:id="7"/>
-    </w:p>
-    <w:p>
-      <w:pPr>
-        <w:pStyle w:val="a2"/>
+      <w:bookmarkEnd w:id="8"/>
+    </w:p>
+    <w:p>
+      <w:pPr>
+        <w:pStyle w:val="a3"/>
       </w:pPr>
       <w:r>
         <w:t xml:space="preserve">После окончания работы пользователь обязан: </w:t>
@@ -4196,10 +4197,10 @@
     </w:p>
     <w:p>
       <w:pPr>
-        <w:pStyle w:val="Heading1"/>
+        <w:pStyle w:val="1"/>
         <w:ind w:left="0"/>
       </w:pPr>
-      <w:bookmarkStart w:id="8" w:name="_Toc225596492"/>
+      <w:bookmarkStart w:id="9" w:name="_Toc225596492"/>
       <w:r>
         <w:lastRenderedPageBreak/>
         <w:t>Выполнение работ по ПМ.</w:t>
@@ -4207,21 +4208,21 @@
       <w:r>
         <w:t>02</w:t>
       </w:r>
-      <w:bookmarkEnd w:id="8"/>
-    </w:p>
-    <w:p>
-      <w:pPr>
-        <w:pStyle w:val="Heading2"/>
-      </w:pPr>
-      <w:bookmarkStart w:id="9" w:name="_Toc225596493"/>
+      <w:bookmarkEnd w:id="9"/>
+    </w:p>
+    <w:p>
+      <w:pPr>
+        <w:pStyle w:val="2"/>
+      </w:pPr>
+      <w:bookmarkStart w:id="10" w:name="_Toc225596493"/>
       <w:r>
         <w:t>Анализ и разработка требований</w:t>
       </w:r>
-      <w:bookmarkEnd w:id="9"/>
-    </w:p>
-    <w:p>
-      <w:pPr>
-        <w:pStyle w:val="a2"/>
+      <w:bookmarkEnd w:id="10"/>
+    </w:p>
+    <w:p>
+      <w:pPr>
+        <w:pStyle w:val="a3"/>
       </w:pPr>
       <w:r>
         <w:t>ООО «</w:t>
@@ -4250,7 +4251,7 @@
     </w:p>
     <w:p>
       <w:pPr>
-        <w:pStyle w:val="a2"/>
+        <w:pStyle w:val="a3"/>
       </w:pPr>
       <w:r>
         <w:t>Область применения разрабатываемой ИС охватывает системы учета обслуживания транспортных средств, управления заказами и ведения истории выполненных работ.</w:t>
@@ -4258,7 +4259,7 @@
     </w:p>
     <w:p>
       <w:pPr>
-        <w:pStyle w:val="a2"/>
+        <w:pStyle w:val="a3"/>
       </w:pPr>
       <w:r>
         <w:t xml:space="preserve">Основное назначение внедрения разрабатываемой ИС состоит в упрощении и автоматизации процесса оформления </w:t>
@@ -4272,7 +4273,7 @@
     </w:p>
     <w:p>
       <w:pPr>
-        <w:pStyle w:val="a2"/>
+        <w:pStyle w:val="a3"/>
       </w:pPr>
       <w:r>
         <w:t>Внедрение разрабатываемого ПО позволит повысить эффективность работы персонала автосервиса, снизить вероятность ошибок при расчётах и обеспечить удобный доступ к информации об обслуживании автомобилей.</w:t>
@@ -4280,7 +4281,7 @@
     </w:p>
     <w:p>
       <w:pPr>
-        <w:pStyle w:val="a2"/>
+        <w:pStyle w:val="a3"/>
       </w:pPr>
       <w:r>
         <w:t xml:space="preserve">Система предназначена для сотрудников автосервиса, осуществляющих оформление и учет </w:t>
@@ -4294,17 +4295,17 @@
     </w:p>
     <w:p>
       <w:pPr>
-        <w:pStyle w:val="Heading2"/>
-      </w:pPr>
-      <w:bookmarkStart w:id="10" w:name="_Toc225596494"/>
+        <w:pStyle w:val="2"/>
+      </w:pPr>
+      <w:bookmarkStart w:id="11" w:name="_Toc225596494"/>
       <w:r>
         <w:t>Выбор состава программных и технических средств</w:t>
       </w:r>
-      <w:bookmarkEnd w:id="10"/>
-    </w:p>
-    <w:p>
-      <w:pPr>
-        <w:pStyle w:val="a2"/>
+      <w:bookmarkEnd w:id="11"/>
+    </w:p>
+    <w:p>
+      <w:pPr>
+        <w:pStyle w:val="a3"/>
       </w:pPr>
       <w:r>
         <w:t xml:space="preserve">Согласно требованиям необходимо разработать ИС, обеспечивающее учет автомобилей, видов </w:t>
@@ -4318,7 +4319,7 @@
     </w:p>
     <w:p>
       <w:pPr>
-        <w:pStyle w:val="a2"/>
+        <w:pStyle w:val="a3"/>
       </w:pPr>
       <w:r>
         <w:t>В качестве целевого решения выбрано десктопное приложение, так как оно обеспечивает стабильную работу без необходимости постоянного подключения к сети Интернет и подходит для использования в локальной инфраструктуре автосервиса.</w:t>
@@ -4326,7 +4327,7 @@
     </w:p>
     <w:p>
       <w:pPr>
-        <w:pStyle w:val="a2"/>
+        <w:pStyle w:val="a3"/>
       </w:pPr>
       <w:r>
         <w:t xml:space="preserve">В качестве основного языка программирования выбран C#, а в качестве технологии разработки </w:t>
@@ -4343,15 +4344,15 @@
     </w:p>
     <w:p>
       <w:pPr>
-        <w:pStyle w:val="a2"/>
-        <w:rPr>
-          <w:lang w:eastAsia="ru-RU"/>
-        </w:rPr>
-      </w:pPr>
-    </w:p>
-    <w:p>
-      <w:pPr>
-        <w:pStyle w:val="a2"/>
+        <w:pStyle w:val="a3"/>
+        <w:rPr>
+          <w:lang w:eastAsia="ru-RU"/>
+        </w:rPr>
+      </w:pPr>
+    </w:p>
+    <w:p>
+      <w:pPr>
+        <w:pStyle w:val="a3"/>
         <w:rPr>
           <w:lang w:eastAsia="ru-RU"/>
         </w:rPr>
@@ -4440,20 +4441,20 @@
     </w:p>
     <w:p>
       <w:pPr>
-        <w:pStyle w:val="Heading2"/>
-      </w:pPr>
-      <w:bookmarkStart w:id="11" w:name="_Toc225596495"/>
+        <w:pStyle w:val="2"/>
+      </w:pPr>
+      <w:bookmarkStart w:id="12" w:name="_Toc225596495"/>
       <w:r>
         <w:t xml:space="preserve">Проектирование </w:t>
       </w:r>
-      <w:bookmarkEnd w:id="11"/>
+      <w:bookmarkEnd w:id="12"/>
       <w:r>
         <w:t>ПО</w:t>
       </w:r>
     </w:p>
     <w:p>
       <w:pPr>
-        <w:pStyle w:val="a2"/>
+        <w:pStyle w:val="a3"/>
         <w:ind w:firstLine="708"/>
       </w:pPr>
       <w:r>
@@ -4462,7 +4463,7 @@
     </w:p>
     <w:p>
       <w:pPr>
-        <w:pStyle w:val="a2"/>
+        <w:pStyle w:val="a3"/>
         <w:rPr>
           <w:lang w:eastAsia="ru-RU"/>
         </w:rPr>
@@ -4530,7 +4531,7 @@
     </w:p>
     <w:p>
       <w:pPr>
-        <w:pStyle w:val="a2"/>
+        <w:pStyle w:val="a3"/>
         <w:ind w:firstLine="708"/>
       </w:pPr>
       <w:r>
@@ -4620,7 +4621,7 @@
     </w:p>
     <w:p>
       <w:pPr>
-        <w:pStyle w:val="a2"/>
+        <w:pStyle w:val="a3"/>
       </w:pPr>
       <w:r>
         <w:t>Спроектированная для СУБД SQLite физическая модель</w:t>
@@ -4685,9 +4686,12 @@
     </w:p>
     <w:p>
       <w:pPr>
-        <w:pStyle w:val="a9"/>
-      </w:pPr>
-      <w:r>
+        <w:pStyle w:val="afd"/>
+      </w:pPr>
+      <w:r>
+        <w:rPr>
+          <w:lang w:eastAsia="ru-RU"/>
+        </w:rPr>
         <w:lastRenderedPageBreak/>
         <w:drawing>
           <wp:inline distT="0" distB="0" distL="0" distR="0" wp14:anchorId="41E9C4CB" wp14:editId="6BC2151A">
@@ -4728,7 +4732,7 @@
     </w:p>
     <w:p>
       <w:pPr>
-        <w:pStyle w:val="aa"/>
+        <w:pStyle w:val="afe"/>
       </w:pPr>
       <w:r>
         <w:t xml:space="preserve">Рисунок 1 – </w:t>
@@ -4757,7 +4761,7 @@
     </w:p>
     <w:p>
       <w:pPr>
-        <w:pStyle w:val="a2"/>
+        <w:pStyle w:val="a3"/>
       </w:pPr>
       <w:r>
         <w:t xml:space="preserve">В ходе проектирования </w:t>
@@ -4792,7 +4796,7 @@
     </w:p>
     <w:p>
       <w:pPr>
-        <w:pStyle w:val="a2"/>
+        <w:pStyle w:val="a3"/>
       </w:pPr>
       <w:r>
         <w:t xml:space="preserve">На рисунке 2 изображена схема </w:t>
@@ -4884,7 +4888,7 @@
     </w:p>
     <w:p>
       <w:pPr>
-        <w:pStyle w:val="a2"/>
+        <w:pStyle w:val="a3"/>
       </w:pPr>
       <w:r>
         <w:t xml:space="preserve">В ходе проектирования поставлена задача спроектировать интерфейс с интуитивно понятной навигацией. Это необходимо для удовлетворения потребностей пользователей в удобном и эффективном взаимодействии с </w:t>
@@ -4898,9 +4902,12 @@
     </w:p>
     <w:p>
       <w:pPr>
-        <w:pStyle w:val="a9"/>
-      </w:pPr>
-      <w:r>
+        <w:pStyle w:val="afd"/>
+      </w:pPr>
+      <w:r>
+        <w:rPr>
+          <w:lang w:eastAsia="ru-RU"/>
+        </w:rPr>
         <w:lastRenderedPageBreak/>
         <w:drawing>
           <wp:inline distT="0" distB="0" distL="0" distR="0" wp14:anchorId="02895243" wp14:editId="2434B203">
@@ -4941,7 +4948,7 @@
     </w:p>
     <w:p>
       <w:pPr>
-        <w:pStyle w:val="aa"/>
+        <w:pStyle w:val="afe"/>
       </w:pPr>
       <w:r>
         <w:t>Рисунок</w:t>
@@ -4991,17 +4998,17 @@
     </w:p>
     <w:p>
       <w:pPr>
-        <w:pStyle w:val="Heading2"/>
-      </w:pPr>
-      <w:bookmarkStart w:id="12" w:name="_Toc225596496"/>
+        <w:pStyle w:val="2"/>
+      </w:pPr>
+      <w:bookmarkStart w:id="13" w:name="_Toc225596496"/>
       <w:r>
         <w:t>Разработка и интеграция программных модулей</w:t>
       </w:r>
-      <w:bookmarkEnd w:id="12"/>
-    </w:p>
-    <w:p>
-      <w:pPr>
-        <w:pStyle w:val="a2"/>
+      <w:bookmarkEnd w:id="13"/>
+    </w:p>
+    <w:p>
+      <w:pPr>
+        <w:pStyle w:val="a3"/>
       </w:pPr>
       <w:r>
         <w:t>В ходе выполнения работ разработано десктопное приложение на языке программирования C#</w:t>
@@ -5036,7 +5043,7 @@
     </w:p>
     <w:p>
       <w:pPr>
-        <w:pStyle w:val="a2"/>
+        <w:pStyle w:val="a3"/>
       </w:pPr>
       <w:r>
         <w:t>Для разработки использовались следующие технологии, библиотеки и пакеты:</w:t>
@@ -5146,21 +5153,21 @@
       <w:r>
         <w:t>.</w:t>
       </w:r>
-      <w:bookmarkStart w:id="13" w:name="_Toc225596497"/>
-    </w:p>
-    <w:p>
-      <w:pPr>
-        <w:pStyle w:val="Heading2"/>
+      <w:bookmarkStart w:id="14" w:name="_Toc225596497"/>
+    </w:p>
+    <w:p>
+      <w:pPr>
+        <w:pStyle w:val="2"/>
         <w:spacing w:before="120"/>
       </w:pPr>
       <w:r>
         <w:t>Описание работы с VCS и проверка соответствия стандартам кодирования</w:t>
       </w:r>
-      <w:bookmarkEnd w:id="13"/>
-    </w:p>
-    <w:p>
-      <w:pPr>
-        <w:pStyle w:val="a2"/>
+      <w:bookmarkEnd w:id="14"/>
+    </w:p>
+    <w:p>
+      <w:pPr>
+        <w:pStyle w:val="a3"/>
       </w:pPr>
       <w:r>
         <w:t>В процессе разработки ПО для контроля версий использовалась</w:t>
@@ -5211,7 +5218,7 @@
     </w:p>
     <w:p>
       <w:pPr>
-        <w:pStyle w:val="a2"/>
+        <w:pStyle w:val="a3"/>
       </w:pPr>
       <w:r>
         <w:t>Для работы с git использовалось приложение «Git</w:t>
@@ -5255,7 +5262,7 @@
     </w:p>
     <w:p>
       <w:pPr>
-        <w:pStyle w:val="a2"/>
+        <w:pStyle w:val="a3"/>
       </w:pPr>
       <w:r>
         <w:t>Фрагмент графа коммитов в репозитории представлен на рисунке</w:t>
@@ -5269,9 +5276,12 @@
     </w:p>
     <w:p>
       <w:pPr>
-        <w:pStyle w:val="a9"/>
-      </w:pPr>
-      <w:r>
+        <w:pStyle w:val="afd"/>
+      </w:pPr>
+      <w:r>
+        <w:rPr>
+          <w:lang w:eastAsia="ru-RU"/>
+        </w:rPr>
         <w:drawing>
           <wp:inline distT="0" distB="0" distL="0" distR="0" wp14:anchorId="0F3FBDE0" wp14:editId="224E1FBD">
             <wp:extent cx="5276961" cy="1748333"/>
@@ -5318,7 +5328,7 @@
     </w:p>
     <w:p>
       <w:pPr>
-        <w:pStyle w:val="aa"/>
+        <w:pStyle w:val="afe"/>
       </w:pPr>
       <w:r>
         <w:t>Рисунок 3 – Фрагмент графа коммитов в репозитории.</w:t>
@@ -5326,7 +5336,7 @@
     </w:p>
     <w:p>
       <w:pPr>
-        <w:pStyle w:val="a2"/>
+        <w:pStyle w:val="a3"/>
       </w:pPr>
       <w:r>
         <w:t>В ходе производственной практики код и его структура разработаны в соответствии с соглашением о написании кода на языке программирования C#. При разработке соблюдены правила именования пространств</w:t>
@@ -5340,17 +5350,17 @@
     </w:p>
     <w:p>
       <w:pPr>
-        <w:pStyle w:val="Heading2"/>
-      </w:pPr>
-      <w:bookmarkStart w:id="14" w:name="_Toc225596498"/>
+        <w:pStyle w:val="2"/>
+      </w:pPr>
+      <w:bookmarkStart w:id="15" w:name="_Toc225596498"/>
       <w:r>
         <w:t>Отладка и тестирование программных модулей</w:t>
       </w:r>
-      <w:bookmarkEnd w:id="14"/>
-    </w:p>
-    <w:p>
-      <w:pPr>
-        <w:pStyle w:val="a2"/>
+      <w:bookmarkEnd w:id="15"/>
+    </w:p>
+    <w:p>
+      <w:pPr>
+        <w:pStyle w:val="a3"/>
       </w:pPr>
       <w:r>
         <w:t xml:space="preserve">Для отладки кода использовались встроенные инструменты IDE Visual Studio 2022. </w:t>
@@ -5358,7 +5368,7 @@
     </w:p>
     <w:p>
       <w:pPr>
-        <w:pStyle w:val="a2"/>
+        <w:pStyle w:val="a3"/>
       </w:pPr>
       <w:r>
         <w:t>Пример интерфейса IDE в процессе отладки функции отправки файла с помощью точек останова показан на рисунке 4.</w:t>
@@ -5366,9 +5376,12 @@
     </w:p>
     <w:p>
       <w:pPr>
-        <w:pStyle w:val="a9"/>
-      </w:pPr>
-      <w:r>
+        <w:pStyle w:val="afd"/>
+      </w:pPr>
+      <w:r>
+        <w:rPr>
+          <w:lang w:eastAsia="ru-RU"/>
+        </w:rPr>
         <w:lastRenderedPageBreak/>
         <w:drawing>
           <wp:inline distT="0" distB="0" distL="0" distR="0" wp14:anchorId="69CF67E7" wp14:editId="216A6ADB">
@@ -5415,7 +5428,7 @@
     </w:p>
     <w:p>
       <w:pPr>
-        <w:pStyle w:val="aa"/>
+        <w:pStyle w:val="afe"/>
       </w:pPr>
       <w:r>
         <w:t>Рисунок</w:t>
@@ -5459,7 +5472,7 @@
     </w:p>
     <w:p>
       <w:pPr>
-        <w:pStyle w:val="a2"/>
+        <w:pStyle w:val="a3"/>
       </w:pPr>
       <w:r>
         <w:t>Для проверки предсказуемости поведения приложения необходимо провести тестировани</w:t>
@@ -5497,7 +5510,7 @@
     </w:p>
     <w:p>
       <w:pPr>
-        <w:pStyle w:val="ae"/>
+        <w:pStyle w:val="aff2"/>
       </w:pPr>
       <w:r>
         <w:t xml:space="preserve">Таблица 1 – Набор тестов страницы </w:t>
@@ -5823,7 +5836,7 @@
     <w:p/>
     <w:p>
       <w:pPr>
-        <w:pStyle w:val="ae"/>
+        <w:pStyle w:val="aff2"/>
         <w:rPr>
           <w:i/>
           <w:iCs/>
@@ -6081,12 +6094,12 @@
     </w:tbl>
     <w:p>
       <w:pPr>
-        <w:pStyle w:val="a2"/>
-      </w:pPr>
-    </w:p>
-    <w:p>
-      <w:pPr>
-        <w:pStyle w:val="a2"/>
+        <w:pStyle w:val="a3"/>
+      </w:pPr>
+    </w:p>
+    <w:p>
+      <w:pPr>
+        <w:pStyle w:val="a3"/>
       </w:pPr>
       <w:r>
         <w:t>В результате тестирования не выявлено отклонений полученных результатов от ожидаемых.</w:t>
@@ -6094,10 +6107,10 @@
     </w:p>
     <w:p>
       <w:pPr>
-        <w:pStyle w:val="Heading1"/>
+        <w:pStyle w:val="1"/>
         <w:ind w:left="0"/>
       </w:pPr>
-      <w:bookmarkStart w:id="15" w:name="_Toc225596499"/>
+      <w:bookmarkStart w:id="16" w:name="_Toc225596499"/>
       <w:r>
         <w:lastRenderedPageBreak/>
         <w:t>Выполнение работ по ПМ.0</w:t>
@@ -6105,21 +6118,21 @@
       <w:r>
         <w:t>4</w:t>
       </w:r>
-      <w:bookmarkEnd w:id="15"/>
-    </w:p>
-    <w:p>
-      <w:pPr>
-        <w:pStyle w:val="Heading2"/>
-      </w:pPr>
-      <w:bookmarkStart w:id="16" w:name="_Toc225596500"/>
+      <w:bookmarkEnd w:id="16"/>
+    </w:p>
+    <w:p>
+      <w:pPr>
+        <w:pStyle w:val="2"/>
+      </w:pPr>
+      <w:bookmarkStart w:id="17" w:name="_Toc225596500"/>
       <w:r>
         <w:t>Настройка конфигурации и инсталляция ПО</w:t>
       </w:r>
-      <w:bookmarkEnd w:id="16"/>
-    </w:p>
-    <w:p>
-      <w:pPr>
-        <w:pStyle w:val="a2"/>
+      <w:bookmarkEnd w:id="17"/>
+    </w:p>
+    <w:p>
+      <w:pPr>
+        <w:pStyle w:val="a3"/>
         <w:rPr>
           <w:lang w:eastAsia="ru-RU"/>
         </w:rPr>
@@ -6133,7 +6146,7 @@
     </w:p>
     <w:p>
       <w:pPr>
-        <w:pStyle w:val="a2"/>
+        <w:pStyle w:val="a3"/>
         <w:rPr>
           <w:lang w:eastAsia="ru-RU"/>
         </w:rPr>
@@ -6147,7 +6160,7 @@
     </w:p>
     <w:p>
       <w:pPr>
-        <w:pStyle w:val="a2"/>
+        <w:pStyle w:val="a3"/>
         <w:rPr>
           <w:lang w:eastAsia="ru-RU"/>
         </w:rPr>
@@ -6161,7 +6174,7 @@
     </w:p>
     <w:p>
       <w:pPr>
-        <w:pStyle w:val="a2"/>
+        <w:pStyle w:val="a3"/>
         <w:rPr>
           <w:lang w:eastAsia="ru-RU"/>
         </w:rPr>
@@ -6187,7 +6200,7 @@
     </w:p>
     <w:p>
       <w:pPr>
-        <w:pStyle w:val="a2"/>
+        <w:pStyle w:val="a3"/>
         <w:rPr>
           <w:lang w:eastAsia="ru-RU"/>
         </w:rPr>
@@ -6271,7 +6284,7 @@
     </w:p>
     <w:p>
       <w:pPr>
-        <w:pStyle w:val="a2"/>
+        <w:pStyle w:val="a3"/>
         <w:rPr>
           <w:lang w:eastAsia="ru-RU"/>
         </w:rPr>
@@ -6285,18 +6298,18 @@
     </w:p>
     <w:p>
       <w:pPr>
-        <w:pStyle w:val="Heading2"/>
-      </w:pPr>
-      <w:bookmarkStart w:id="17" w:name="_Toc225596501"/>
+        <w:pStyle w:val="2"/>
+      </w:pPr>
+      <w:bookmarkStart w:id="18" w:name="_Toc225596501"/>
       <w:r>
         <w:lastRenderedPageBreak/>
         <w:t>Анализ эксплуатационных характеристик</w:t>
       </w:r>
-      <w:bookmarkEnd w:id="17"/>
-    </w:p>
-    <w:p>
-      <w:pPr>
-        <w:pStyle w:val="a2"/>
+      <w:bookmarkEnd w:id="18"/>
+    </w:p>
+    <w:p>
+      <w:pPr>
+        <w:pStyle w:val="a3"/>
         <w:rPr>
           <w:lang w:eastAsia="ru-RU"/>
         </w:rPr>
@@ -6322,7 +6335,7 @@
     </w:p>
     <w:p>
       <w:pPr>
-        <w:pStyle w:val="a2"/>
+        <w:pStyle w:val="a3"/>
         <w:rPr>
           <w:lang w:eastAsia="ru-RU"/>
         </w:rPr>
@@ -6401,7 +6414,7 @@
     </w:p>
     <w:p>
       <w:pPr>
-        <w:pStyle w:val="a2"/>
+        <w:pStyle w:val="a3"/>
       </w:pPr>
       <w:r>
         <w:t>Эти минимальные требования обеспечат стабильную работу многоконтейнерного приложения и позволят пользователям эффективно взаимодействовать с его функциональностью.</w:t>
@@ -6409,7 +6422,7 @@
     </w:p>
     <w:p>
       <w:pPr>
-        <w:pStyle w:val="a2"/>
+        <w:pStyle w:val="a3"/>
         <w:rPr>
           <w:lang w:eastAsia="ru-RU"/>
         </w:rPr>
@@ -6435,17 +6448,17 @@
     </w:p>
     <w:p>
       <w:pPr>
-        <w:pStyle w:val="Heading2"/>
-      </w:pPr>
-      <w:bookmarkStart w:id="18" w:name="_Toc225596502"/>
+        <w:pStyle w:val="2"/>
+      </w:pPr>
+      <w:bookmarkStart w:id="19" w:name="_Toc225596502"/>
       <w:r>
         <w:t>Модификации компонентов ПО</w:t>
       </w:r>
-      <w:bookmarkEnd w:id="18"/>
-    </w:p>
-    <w:p>
-      <w:pPr>
-        <w:pStyle w:val="a2"/>
+      <w:bookmarkEnd w:id="19"/>
+    </w:p>
+    <w:p>
+      <w:pPr>
+        <w:pStyle w:val="a3"/>
         <w:rPr>
           <w:lang w:eastAsia="ru-RU"/>
         </w:rPr>
@@ -6459,7 +6472,7 @@
     </w:p>
     <w:p>
       <w:pPr>
-        <w:pStyle w:val="a2"/>
+        <w:pStyle w:val="a3"/>
         <w:rPr>
           <w:lang w:eastAsia="ru-RU"/>
         </w:rPr>
@@ -6473,7 +6486,7 @@
     </w:p>
     <w:p>
       <w:pPr>
-        <w:pStyle w:val="a2"/>
+        <w:pStyle w:val="a3"/>
         <w:rPr>
           <w:lang w:eastAsia="ru-RU"/>
         </w:rPr>
@@ -6570,7 +6583,7 @@
     </w:p>
     <w:p>
       <w:pPr>
-        <w:pStyle w:val="a2"/>
+        <w:pStyle w:val="a3"/>
         <w:rPr>
           <w:lang w:eastAsia="ru-RU"/>
         </w:rPr>
@@ -6650,7 +6663,7 @@
     </w:p>
     <w:p>
       <w:pPr>
-        <w:pStyle w:val="a2"/>
+        <w:pStyle w:val="a3"/>
         <w:rPr>
           <w:lang w:eastAsia="ru-RU"/>
         </w:rPr>
@@ -6664,17 +6677,17 @@
     </w:p>
     <w:p>
       <w:pPr>
-        <w:pStyle w:val="Heading2"/>
-      </w:pPr>
-      <w:bookmarkStart w:id="19" w:name="_Toc225596503"/>
+        <w:pStyle w:val="2"/>
+      </w:pPr>
+      <w:bookmarkStart w:id="20" w:name="_Toc225596503"/>
       <w:r>
         <w:t>Обеспечение защиты ПО и данных</w:t>
       </w:r>
-      <w:bookmarkEnd w:id="19"/>
-    </w:p>
-    <w:p>
-      <w:pPr>
-        <w:pStyle w:val="a2"/>
+      <w:bookmarkEnd w:id="20"/>
+    </w:p>
+    <w:p>
+      <w:pPr>
+        <w:pStyle w:val="a3"/>
         <w:rPr>
           <w:lang w:eastAsia="ru-RU"/>
         </w:rPr>
@@ -6700,7 +6713,7 @@
     </w:p>
     <w:p>
       <w:pPr>
-        <w:pStyle w:val="a2"/>
+        <w:pStyle w:val="a3"/>
         <w:rPr>
           <w:lang w:eastAsia="ru-RU"/>
         </w:rPr>
@@ -6726,7 +6739,7 @@
     </w:p>
     <w:p>
       <w:pPr>
-        <w:pStyle w:val="a2"/>
+        <w:pStyle w:val="a3"/>
         <w:rPr>
           <w:lang w:eastAsia="ru-RU"/>
         </w:rPr>
@@ -6740,7 +6753,7 @@
     </w:p>
     <w:p>
       <w:pPr>
-        <w:pStyle w:val="a2"/>
+        <w:pStyle w:val="a3"/>
         <w:rPr>
           <w:lang w:eastAsia="ru-RU"/>
         </w:rPr>
@@ -6754,7 +6767,7 @@
     </w:p>
     <w:p>
       <w:pPr>
-        <w:pStyle w:val="a2"/>
+        <w:pStyle w:val="a3"/>
         <w:rPr>
           <w:lang w:eastAsia="ru-RU"/>
         </w:rPr>
@@ -6780,7 +6793,7 @@
     </w:p>
     <w:p>
       <w:pPr>
-        <w:pStyle w:val="Title"/>
+        <w:pStyle w:val="a7"/>
       </w:pPr>
       <w:r>
         <w:lastRenderedPageBreak/>
@@ -6789,7 +6802,7 @@
     </w:p>
     <w:p>
       <w:pPr>
-        <w:pStyle w:val="a2"/>
+        <w:pStyle w:val="a3"/>
       </w:pPr>
       <w:r>
         <w:t>Во время прохождения производственной практики в ООО</w:t>
@@ -6809,7 +6822,7 @@
     </w:p>
     <w:p>
       <w:pPr>
-        <w:pStyle w:val="a2"/>
+        <w:pStyle w:val="a3"/>
       </w:pPr>
       <w:r>
         <w:t>Поставлен</w:t>
@@ -7119,7 +7132,7 @@
     </w:p>
     <w:p>
       <w:pPr>
-        <w:pStyle w:val="Title"/>
+        <w:pStyle w:val="a7"/>
       </w:pPr>
       <w:r>
         <w:lastRenderedPageBreak/>
@@ -7128,28 +7141,28 @@
     </w:p>
     <w:p>
       <w:pPr>
-        <w:pStyle w:val="a2"/>
+        <w:pStyle w:val="a3"/>
         <w:numPr>
           <w:ilvl w:val="0"/>
           <w:numId w:val="6"/>
         </w:numPr>
       </w:pPr>
-      <w:bookmarkStart w:id="20" w:name="_Ref227124715"/>
-      <w:bookmarkStart w:id="21" w:name="_Ref196157656"/>
+      <w:bookmarkStart w:id="21" w:name="_Ref227124715"/>
+      <w:bookmarkStart w:id="22" w:name="_Ref196157656"/>
       <w:r>
         <w:t>Гагарина, Л. Г. Технология разработки программного обеспечения : учебное пособие / Л. Г. Гагарина, Е. В. Кокорева, Б. Д. Сидорова-Виснадул ; под ред. Л. Г. Гагариной. – Москва : ФОРУМ : ИНФРА-М, 2023. – 400с. – URL: https://znanium.com/catalog/product/1895679 (дата обращения: 27.03.2026). – Режим доступа: по подписке. – Текст : электронный.</w:t>
       </w:r>
-      <w:bookmarkEnd w:id="20"/>
-    </w:p>
-    <w:p>
-      <w:pPr>
-        <w:pStyle w:val="a2"/>
+      <w:bookmarkEnd w:id="21"/>
+    </w:p>
+    <w:p>
+      <w:pPr>
+        <w:pStyle w:val="a3"/>
         <w:numPr>
           <w:ilvl w:val="0"/>
           <w:numId w:val="6"/>
         </w:numPr>
       </w:pPr>
-      <w:bookmarkStart w:id="22" w:name="_Ref196834923"/>
+      <w:bookmarkStart w:id="23" w:name="_Ref196834923"/>
       <w:r>
         <w:t>Голицына, О. Л. Базы данных</w:t>
       </w:r>
@@ -7211,18 +7224,18 @@
       <w:r>
         <w:t xml:space="preserve"> - Текст : электронный.</w:t>
       </w:r>
-      <w:bookmarkEnd w:id="22"/>
-    </w:p>
-    <w:p>
-      <w:pPr>
-        <w:pStyle w:val="a2"/>
+      <w:bookmarkEnd w:id="23"/>
+    </w:p>
+    <w:p>
+      <w:pPr>
+        <w:pStyle w:val="a3"/>
         <w:numPr>
           <w:ilvl w:val="0"/>
           <w:numId w:val="6"/>
         </w:numPr>
       </w:pPr>
-      <w:bookmarkStart w:id="23" w:name="_Ref196578670"/>
-      <w:bookmarkEnd w:id="21"/>
+      <w:bookmarkStart w:id="24" w:name="_Ref196578670"/>
+      <w:bookmarkEnd w:id="22"/>
       <w:r>
         <w:t>Голицына, О. Л. Основы проектирования баз данных</w:t>
       </w:r>
@@ -7268,17 +7281,17 @@
       <w:r>
         <w:t xml:space="preserve"> – Режим доступа: для зарегистрир. пользователей. – Текст : электронный.</w:t>
       </w:r>
-      <w:bookmarkEnd w:id="23"/>
-    </w:p>
-    <w:p>
-      <w:pPr>
-        <w:pStyle w:val="a2"/>
+      <w:bookmarkEnd w:id="24"/>
+    </w:p>
+    <w:p>
+      <w:pPr>
+        <w:pStyle w:val="a3"/>
         <w:numPr>
           <w:ilvl w:val="0"/>
           <w:numId w:val="6"/>
         </w:numPr>
       </w:pPr>
-      <w:bookmarkStart w:id="24" w:name="_Ref196578575"/>
+      <w:bookmarkStart w:id="25" w:name="_Ref196578575"/>
       <w:r>
         <w:t>Дадян, Э. Г. Данные: хранение и обработка</w:t>
       </w:r>
@@ -7345,17 +7358,17 @@
       <w:r>
         <w:t>Текст : электронный.</w:t>
       </w:r>
-      <w:bookmarkEnd w:id="24"/>
-    </w:p>
-    <w:p>
-      <w:pPr>
-        <w:pStyle w:val="a2"/>
+      <w:bookmarkEnd w:id="25"/>
+    </w:p>
+    <w:p>
+      <w:pPr>
+        <w:pStyle w:val="a3"/>
         <w:numPr>
           <w:ilvl w:val="0"/>
           <w:numId w:val="6"/>
         </w:numPr>
       </w:pPr>
-      <w:bookmarkStart w:id="25" w:name="_Ref227124759"/>
+      <w:bookmarkStart w:id="26" w:name="_Ref227124759"/>
       <w:r>
         <w:t xml:space="preserve">Павловская, Т. А. C#. Программирование на языке высокого уровня: Учебник для вузов / Т. А. Павловская. – Санкт-Петербург : Питер, 2021. – 432 с. – URL: </w:t>
       </w:r>
@@ -7383,7 +7396,7 @@
       <w:r>
         <w:t xml:space="preserve"> – Режим доступа: для зарегистрир. пользователей. – Текст : электронный.</w:t>
       </w:r>
-      <w:bookmarkEnd w:id="25"/>
+      <w:bookmarkEnd w:id="26"/>
     </w:p>
     <w:sectPr>
       <w:footerReference w:type="default" r:id="rId12"/>
@@ -7399,7 +7412,7 @@
 </file>
 
 <file path=word/endnotes.xml><?xml version="1.0" encoding="utf-8"?>
-<w:endnotes xmlns:wpc="http://schemas.microsoft.com/office/word/2010/wordprocessingCanvas" xmlns:cx="http://schemas.microsoft.com/office/drawing/2014/chartex" xmlns:cx1="http://schemas.microsoft.com/office/drawing/2015/9/8/chartex" xmlns:cx2="http://schemas.microsoft.com/office/drawing/2015/10/21/chartex" xmlns:cx3="http://schemas.microsoft.com/office/drawing/2016/5/9/chartex" xmlns:cx4="http://schemas.microsoft.com/office/drawing/2016/5/10/chartex" xmlns:cx5="http://schemas.microsoft.com/office/drawing/2016/5/11/chartex" xmlns:cx6="http://schemas.microsoft.com/office/drawing/2016/5/12/chartex" xmlns:cx7="http://schemas.microsoft.com/office/drawing/2016/5/13/chartex" xmlns:cx8="http://schemas.microsoft.com/office/drawing/2016/5/14/chartex" xmlns:mc="http://schemas.openxmlformats.org/markup-compatibility/2006" xmlns:aink="http://schemas.microsoft.com/office/drawing/2016/ink" xmlns:am3d="http://schemas.microsoft.com/office/drawing/2017/model3d" xmlns:o="urn:schemas-microsoft-com:office:office" xmlns:r="http://schemas.openxmlformats.org/officeDocument/2006/relationships" xmlns:m="http://schemas.openxmlformats.org/officeDocument/2006/math" xmlns:v="urn:schemas-microsoft-com:vml" xmlns:wp14="http://schemas.microsoft.com/office/word/2010/wordprocessingDrawing" xmlns:wp="http://schemas.openxmlformats.org/drawingml/2006/wordprocessingDrawing" xmlns:w10="urn:schemas-microsoft-com:office:word" xmlns:w="http://schemas.openxmlformats.org/wordprocessingml/2006/main" xmlns:w14="http://schemas.microsoft.com/office/word/2010/wordml" xmlns:w15="http://schemas.microsoft.com/office/word/2012/wordml" xmlns:w16cex="http://schemas.microsoft.com/office/word/2018/wordml/cex" xmlns:w16cid="http://schemas.microsoft.com/office/word/2016/wordml/cid" xmlns:w16="http://schemas.microsoft.com/office/word/2018/wordml" xmlns:w16sdtdh="http://schemas.microsoft.com/office/word/2020/wordml/sdtdatahash" xmlns:w16se="http://schemas.microsoft.com/office/word/2015/wordml/symex" xmlns:wpg="http://schemas.microsoft.com/office/word/2010/wordprocessingGroup" xmlns:wpi="http://schemas.microsoft.com/office/word/2010/wordprocessingInk" xmlns:wne="http://schemas.microsoft.com/office/word/2006/wordml" xmlns:wps="http://schemas.microsoft.com/office/word/2010/wordprocessingShape" mc:Ignorable="w14 w15 w16se w16cid w16 w16cex w16sdtdh wp14">
+<w:endnotes xmlns:wpc="http://schemas.microsoft.com/office/word/2010/wordprocessingCanvas" xmlns:cx="http://schemas.microsoft.com/office/drawing/2014/chartex" xmlns:mc="http://schemas.openxmlformats.org/markup-compatibility/2006" xmlns:o="urn:schemas-microsoft-com:office:office" xmlns:r="http://schemas.openxmlformats.org/officeDocument/2006/relationships" xmlns:m="http://schemas.openxmlformats.org/officeDocument/2006/math" xmlns:v="urn:schemas-microsoft-com:vml" xmlns:wp14="http://schemas.microsoft.com/office/word/2010/wordprocessingDrawing" xmlns:wp="http://schemas.openxmlformats.org/drawingml/2006/wordprocessingDrawing" xmlns:w10="urn:schemas-microsoft-com:office:word" xmlns:w="http://schemas.openxmlformats.org/wordprocessingml/2006/main" xmlns:w14="http://schemas.microsoft.com/office/word/2010/wordml" xmlns:w15="http://schemas.microsoft.com/office/word/2012/wordml" xmlns:w16se="http://schemas.microsoft.com/office/word/2015/wordml/symex" xmlns:wpg="http://schemas.microsoft.com/office/word/2010/wordprocessingGroup" xmlns:wpi="http://schemas.microsoft.com/office/word/2010/wordprocessingInk" xmlns:wne="http://schemas.microsoft.com/office/word/2006/wordml" xmlns:wps="http://schemas.microsoft.com/office/word/2010/wordprocessingShape" mc:Ignorable="w14 w15 w16se wp14">
   <w:endnote w:type="separator" w:id="-1">
     <w:p>
       <w:r>
@@ -7418,7 +7431,7 @@
 </file>
 
 <file path=word/footer1.xml><?xml version="1.0" encoding="utf-8"?>
-<w:ftr xmlns:wpc="http://schemas.microsoft.com/office/word/2010/wordprocessingCanvas" xmlns:cx="http://schemas.microsoft.com/office/drawing/2014/chartex" xmlns:cx1="http://schemas.microsoft.com/office/drawing/2015/9/8/chartex" xmlns:cx2="http://schemas.microsoft.com/office/drawing/2015/10/21/chartex" xmlns:cx3="http://schemas.microsoft.com/office/drawing/2016/5/9/chartex" xmlns:cx4="http://schemas.microsoft.com/office/drawing/2016/5/10/chartex" xmlns:cx5="http://schemas.microsoft.com/office/drawing/2016/5/11/chartex" xmlns:cx6="http://schemas.microsoft.com/office/drawing/2016/5/12/chartex" xmlns:cx7="http://schemas.microsoft.com/office/drawing/2016/5/13/chartex" xmlns:cx8="http://schemas.microsoft.com/office/drawing/2016/5/14/chartex" xmlns:mc="http://schemas.openxmlformats.org/markup-compatibility/2006" xmlns:aink="http://schemas.microsoft.com/office/drawing/2016/ink" xmlns:am3d="http://schemas.microsoft.com/office/drawing/2017/model3d" xmlns:o="urn:schemas-microsoft-com:office:office" xmlns:r="http://schemas.openxmlformats.org/officeDocument/2006/relationships" xmlns:m="http://schemas.openxmlformats.org/officeDocument/2006/math" xmlns:v="urn:schemas-microsoft-com:vml" xmlns:wp14="http://schemas.microsoft.com/office/word/2010/wordprocessingDrawing" xmlns:wp="http://schemas.openxmlformats.org/drawingml/2006/wordprocessingDrawing" xmlns:w10="urn:schemas-microsoft-com:office:word" xmlns:w="http://schemas.openxmlformats.org/wordprocessingml/2006/main" xmlns:w14="http://schemas.microsoft.com/office/word/2010/wordml" xmlns:w15="http://schemas.microsoft.com/office/word/2012/wordml" xmlns:w16cex="http://schemas.microsoft.com/office/word/2018/wordml/cex" xmlns:w16cid="http://schemas.microsoft.com/office/word/2016/wordml/cid" xmlns:w16="http://schemas.microsoft.com/office/word/2018/wordml" xmlns:w16sdtdh="http://schemas.microsoft.com/office/word/2020/wordml/sdtdatahash" xmlns:w16se="http://schemas.microsoft.com/office/word/2015/wordml/symex" xmlns:wpg="http://schemas.microsoft.com/office/word/2010/wordprocessingGroup" xmlns:wpi="http://schemas.microsoft.com/office/word/2010/wordprocessingInk" xmlns:wne="http://schemas.microsoft.com/office/word/2006/wordml" xmlns:wps="http://schemas.microsoft.com/office/word/2010/wordprocessingShape" mc:Ignorable="w14 w15 w16se w16cid w16 w16cex w16sdtdh wp14">
+<w:ftr xmlns:wpc="http://schemas.microsoft.com/office/word/2010/wordprocessingCanvas" xmlns:cx="http://schemas.microsoft.com/office/drawing/2014/chartex" xmlns:mc="http://schemas.openxmlformats.org/markup-compatibility/2006" xmlns:o="urn:schemas-microsoft-com:office:office" xmlns:r="http://schemas.openxmlformats.org/officeDocument/2006/relationships" xmlns:m="http://schemas.openxmlformats.org/officeDocument/2006/math" xmlns:v="urn:schemas-microsoft-com:vml" xmlns:wp14="http://schemas.microsoft.com/office/word/2010/wordprocessingDrawing" xmlns:wp="http://schemas.openxmlformats.org/drawingml/2006/wordprocessingDrawing" xmlns:w10="urn:schemas-microsoft-com:office:word" xmlns:w="http://schemas.openxmlformats.org/wordprocessingml/2006/main" xmlns:w14="http://schemas.microsoft.com/office/word/2010/wordml" xmlns:w15="http://schemas.microsoft.com/office/word/2012/wordml" xmlns:w16se="http://schemas.microsoft.com/office/word/2015/wordml/symex" xmlns:wpg="http://schemas.microsoft.com/office/word/2010/wordprocessingGroup" xmlns:wpi="http://schemas.microsoft.com/office/word/2010/wordprocessingInk" xmlns:wne="http://schemas.microsoft.com/office/word/2006/wordml" xmlns:wps="http://schemas.microsoft.com/office/word/2010/wordprocessingShape" mc:Ignorable="w14 w15 w16se wp14">
   <w:sdt>
     <w:sdtPr>
       <w:id w:val="1643229897"/>
@@ -7431,7 +7444,7 @@
     <w:sdtContent>
       <w:p>
         <w:pPr>
-          <w:pStyle w:val="Footer"/>
+          <w:pStyle w:val="af4"/>
           <w:jc w:val="center"/>
         </w:pPr>
         <w:r>
@@ -7444,7 +7457,10 @@
           <w:fldChar w:fldCharType="separate"/>
         </w:r>
         <w:r>
-          <w:t>2</w:t>
+          <w:rPr>
+            <w:noProof/>
+          </w:rPr>
+          <w:t>4</w:t>
         </w:r>
         <w:r>
           <w:fldChar w:fldCharType="end"/>
@@ -7456,7 +7472,7 @@
 </file>
 
 <file path=word/footnotes.xml><?xml version="1.0" encoding="utf-8"?>
-<w:footnotes xmlns:wpc="http://schemas.microsoft.com/office/word/2010/wordprocessingCanvas" xmlns:cx="http://schemas.microsoft.com/office/drawing/2014/chartex" xmlns:cx1="http://schemas.microsoft.com/office/drawing/2015/9/8/chartex" xmlns:cx2="http://schemas.microsoft.com/office/drawing/2015/10/21/chartex" xmlns:cx3="http://schemas.microsoft.com/office/drawing/2016/5/9/chartex" xmlns:cx4="http://schemas.microsoft.com/office/drawing/2016/5/10/chartex" xmlns:cx5="http://schemas.microsoft.com/office/drawing/2016/5/11/chartex" xmlns:cx6="http://schemas.microsoft.com/office/drawing/2016/5/12/chartex" xmlns:cx7="http://schemas.microsoft.com/office/drawing/2016/5/13/chartex" xmlns:cx8="http://schemas.microsoft.com/office/drawing/2016/5/14/chartex" xmlns:mc="http://schemas.openxmlformats.org/markup-compatibility/2006" xmlns:aink="http://schemas.microsoft.com/office/drawing/2016/ink" xmlns:am3d="http://schemas.microsoft.com/office/drawing/2017/model3d" xmlns:o="urn:schemas-microsoft-com:office:office" xmlns:r="http://schemas.openxmlformats.org/officeDocument/2006/relationships" xmlns:m="http://schemas.openxmlformats.org/officeDocument/2006/math" xmlns:v="urn:schemas-microsoft-com:vml" xmlns:wp14="http://schemas.microsoft.com/office/word/2010/wordprocessingDrawing" xmlns:wp="http://schemas.openxmlformats.org/drawingml/2006/wordprocessingDrawing" xmlns:w10="urn:schemas-microsoft-com:office:word" xmlns:w="http://schemas.openxmlformats.org/wordprocessingml/2006/main" xmlns:w14="http://schemas.microsoft.com/office/word/2010/wordml" xmlns:w15="http://schemas.microsoft.com/office/word/2012/wordml" xmlns:w16cex="http://schemas.microsoft.com/office/word/2018/wordml/cex" xmlns:w16cid="http://schemas.microsoft.com/office/word/2016/wordml/cid" xmlns:w16="http://schemas.microsoft.com/office/word/2018/wordml" xmlns:w16sdtdh="http://schemas.microsoft.com/office/word/2020/wordml/sdtdatahash" xmlns:w16se="http://schemas.microsoft.com/office/word/2015/wordml/symex" xmlns:wpg="http://schemas.microsoft.com/office/word/2010/wordprocessingGroup" xmlns:wpi="http://schemas.microsoft.com/office/word/2010/wordprocessingInk" xmlns:wne="http://schemas.microsoft.com/office/word/2006/wordml" xmlns:wps="http://schemas.microsoft.com/office/word/2010/wordprocessingShape" mc:Ignorable="w14 w15 w16se w16cid w16 w16cex w16sdtdh wp14">
+<w:footnotes xmlns:wpc="http://schemas.microsoft.com/office/word/2010/wordprocessingCanvas" xmlns:cx="http://schemas.microsoft.com/office/drawing/2014/chartex" xmlns:mc="http://schemas.openxmlformats.org/markup-compatibility/2006" xmlns:o="urn:schemas-microsoft-com:office:office" xmlns:r="http://schemas.openxmlformats.org/officeDocument/2006/relationships" xmlns:m="http://schemas.openxmlformats.org/officeDocument/2006/math" xmlns:v="urn:schemas-microsoft-com:vml" xmlns:wp14="http://schemas.microsoft.com/office/word/2010/wordprocessingDrawing" xmlns:wp="http://schemas.openxmlformats.org/drawingml/2006/wordprocessingDrawing" xmlns:w10="urn:schemas-microsoft-com:office:word" xmlns:w="http://schemas.openxmlformats.org/wordprocessingml/2006/main" xmlns:w14="http://schemas.microsoft.com/office/word/2010/wordml" xmlns:w15="http://schemas.microsoft.com/office/word/2012/wordml" xmlns:w16se="http://schemas.microsoft.com/office/word/2015/wordml/symex" xmlns:wpg="http://schemas.microsoft.com/office/word/2010/wordprocessingGroup" xmlns:wpi="http://schemas.microsoft.com/office/word/2010/wordprocessingInk" xmlns:wne="http://schemas.microsoft.com/office/word/2006/wordml" xmlns:wps="http://schemas.microsoft.com/office/word/2010/wordprocessingShape" mc:Ignorable="w14 w15 w16se wp14">
   <w:footnote w:type="separator" w:id="-1">
     <w:p>
       <w:r>
@@ -7475,7 +7491,7 @@
 </file>
 
 <file path=word/numbering.xml><?xml version="1.0" encoding="utf-8"?>
-<w:numbering xmlns:wpc="http://schemas.microsoft.com/office/word/2010/wordprocessingCanvas" xmlns:cx="http://schemas.microsoft.com/office/drawing/2014/chartex" xmlns:cx1="http://schemas.microsoft.com/office/drawing/2015/9/8/chartex" xmlns:cx2="http://schemas.microsoft.com/office/drawing/2015/10/21/chartex" xmlns:cx3="http://schemas.microsoft.com/office/drawing/2016/5/9/chartex" xmlns:cx4="http://schemas.microsoft.com/office/drawing/2016/5/10/chartex" xmlns:cx5="http://schemas.microsoft.com/office/drawing/2016/5/11/chartex" xmlns:cx6="http://schemas.microsoft.com/office/drawing/2016/5/12/chartex" xmlns:cx7="http://schemas.microsoft.com/office/drawing/2016/5/13/chartex" xmlns:cx8="http://schemas.microsoft.com/office/drawing/2016/5/14/chartex" xmlns:mc="http://schemas.openxmlformats.org/markup-compatibility/2006" xmlns:aink="http://schemas.microsoft.com/office/drawing/2016/ink" xmlns:am3d="http://schemas.microsoft.com/office/drawing/2017/model3d" xmlns:o="urn:schemas-microsoft-com:office:office" xmlns:r="http://schemas.openxmlformats.org/officeDocument/2006/relationships" xmlns:m="http://schemas.openxmlformats.org/officeDocument/2006/math" xmlns:v="urn:schemas-microsoft-com:vml" xmlns:wp14="http://schemas.microsoft.com/office/word/2010/wordprocessingDrawing" xmlns:wp="http://schemas.openxmlformats.org/drawingml/2006/wordprocessingDrawing" xmlns:w10="urn:schemas-microsoft-com:office:word" xmlns:w="http://schemas.openxmlformats.org/wordprocessingml/2006/main" xmlns:w14="http://schemas.microsoft.com/office/word/2010/wordml" xmlns:w15="http://schemas.microsoft.com/office/word/2012/wordml" xmlns:w16cex="http://schemas.microsoft.com/office/word/2018/wordml/cex" xmlns:w16cid="http://schemas.microsoft.com/office/word/2016/wordml/cid" xmlns:w16="http://schemas.microsoft.com/office/word/2018/wordml" xmlns:w16sdtdh="http://schemas.microsoft.com/office/word/2020/wordml/sdtdatahash" xmlns:w16se="http://schemas.microsoft.com/office/word/2015/wordml/symex" xmlns:wpg="http://schemas.microsoft.com/office/word/2010/wordprocessingGroup" xmlns:wpi="http://schemas.microsoft.com/office/word/2010/wordprocessingInk" xmlns:wne="http://schemas.microsoft.com/office/word/2006/wordml" xmlns:wps="http://schemas.microsoft.com/office/word/2010/wordprocessingShape" mc:Ignorable="w14 w15 w16se w16cid w16 w16cex w16sdtdh wp14">
+<w:numbering xmlns:wpc="http://schemas.microsoft.com/office/word/2010/wordprocessingCanvas" xmlns:cx="http://schemas.microsoft.com/office/drawing/2014/chartex" xmlns:mc="http://schemas.openxmlformats.org/markup-compatibility/2006" xmlns:o="urn:schemas-microsoft-com:office:office" xmlns:r="http://schemas.openxmlformats.org/officeDocument/2006/relationships" xmlns:m="http://schemas.openxmlformats.org/officeDocument/2006/math" xmlns:v="urn:schemas-microsoft-com:vml" xmlns:wp14="http://schemas.microsoft.com/office/word/2010/wordprocessingDrawing" xmlns:wp="http://schemas.openxmlformats.org/drawingml/2006/wordprocessingDrawing" xmlns:w10="urn:schemas-microsoft-com:office:word" xmlns:w="http://schemas.openxmlformats.org/wordprocessingml/2006/main" xmlns:w14="http://schemas.microsoft.com/office/word/2010/wordml" xmlns:w15="http://schemas.microsoft.com/office/word/2012/wordml" xmlns:w16se="http://schemas.microsoft.com/office/word/2015/wordml/symex" xmlns:wpg="http://schemas.microsoft.com/office/word/2010/wordprocessingGroup" xmlns:wpi="http://schemas.microsoft.com/office/word/2010/wordprocessingInk" xmlns:wne="http://schemas.microsoft.com/office/word/2006/wordml" xmlns:wps="http://schemas.microsoft.com/office/word/2010/wordprocessingShape" mc:Ignorable="w14 w15 w16se wp14">
   <w:abstractNum w:abstractNumId="0" w15:restartNumberingAfterBreak="0">
     <w:nsid w:val="01A710AF"/>
     <w:multiLevelType w:val="multilevel"/>
@@ -9445,7 +9461,7 @@
     <w:lvl w:ilvl="0">
       <w:start w:val="1"/>
       <w:numFmt w:val="decimal"/>
-      <w:pStyle w:val="Heading1"/>
+      <w:pStyle w:val="1"/>
       <w:suff w:val="space"/>
       <w:lvlText w:val="%1"/>
       <w:lvlJc w:val="left"/>
@@ -9462,7 +9478,7 @@
     <w:lvl w:ilvl="1">
       <w:start w:val="1"/>
       <w:numFmt w:val="decimal"/>
-      <w:pStyle w:val="Heading2"/>
+      <w:pStyle w:val="2"/>
       <w:suff w:val="space"/>
       <w:lvlText w:val="%1.%2"/>
       <w:lvlJc w:val="left"/>
@@ -9478,7 +9494,7 @@
     <w:lvl w:ilvl="2">
       <w:start w:val="1"/>
       <w:numFmt w:val="decimal"/>
-      <w:pStyle w:val="Heading3"/>
+      <w:pStyle w:val="3"/>
       <w:suff w:val="space"/>
       <w:lvlText w:val="%1.%2.%3"/>
       <w:lvlJc w:val="left"/>
@@ -9495,7 +9511,7 @@
     <w:lvl w:ilvl="3">
       <w:start w:val="1"/>
       <w:numFmt w:val="decimal"/>
-      <w:pStyle w:val="Heading4"/>
+      <w:pStyle w:val="4"/>
       <w:suff w:val="space"/>
       <w:lvlText w:val="%1.%2.%3.%4"/>
       <w:lvlJc w:val="left"/>
@@ -9512,7 +9528,7 @@
     <w:lvl w:ilvl="4">
       <w:start w:val="1"/>
       <w:numFmt w:val="decimal"/>
-      <w:pStyle w:val="Heading5"/>
+      <w:pStyle w:val="5"/>
       <w:suff w:val="space"/>
       <w:lvlText w:val="%1.%2.%3.%4.%5"/>
       <w:lvlJc w:val="left"/>
@@ -9529,7 +9545,7 @@
     <w:lvl w:ilvl="5">
       <w:start w:val="1"/>
       <w:numFmt w:val="decimal"/>
-      <w:pStyle w:val="Heading6"/>
+      <w:pStyle w:val="6"/>
       <w:suff w:val="space"/>
       <w:lvlText w:val="%1.%2.%3.%4.%5.%6"/>
       <w:lvlJc w:val="left"/>
@@ -9546,7 +9562,7 @@
     <w:lvl w:ilvl="6">
       <w:start w:val="1"/>
       <w:numFmt w:val="decimal"/>
-      <w:pStyle w:val="Heading7"/>
+      <w:pStyle w:val="7"/>
       <w:suff w:val="space"/>
       <w:lvlText w:val="%1.%2.%3.%4.%5.%6.%7"/>
       <w:lvlJc w:val="left"/>
@@ -9563,7 +9579,7 @@
     <w:lvl w:ilvl="7">
       <w:start w:val="1"/>
       <w:numFmt w:val="decimal"/>
-      <w:pStyle w:val="Heading8"/>
+      <w:pStyle w:val="8"/>
       <w:suff w:val="space"/>
       <w:lvlText w:val="%1.%2.%3.%4.%5.%6.%7.%8"/>
       <w:lvlJc w:val="left"/>
@@ -9580,7 +9596,7 @@
     <w:lvl w:ilvl="8">
       <w:start w:val="1"/>
       <w:numFmt w:val="decimal"/>
-      <w:pStyle w:val="Heading9"/>
+      <w:pStyle w:val="9"/>
       <w:suff w:val="space"/>
       <w:lvlText w:val="%1.%2.%3.%4.%5.%6.%7.%8.%9"/>
       <w:lvlJc w:val="left"/>
@@ -9930,7 +9946,7 @@
 </file>
 
 <file path=word/styles.xml><?xml version="1.0" encoding="utf-8"?>
-<w:styles xmlns:mc="http://schemas.openxmlformats.org/markup-compatibility/2006" xmlns:r="http://schemas.openxmlformats.org/officeDocument/2006/relationships" xmlns:w="http://schemas.openxmlformats.org/wordprocessingml/2006/main" xmlns:w14="http://schemas.microsoft.com/office/word/2010/wordml" xmlns:w15="http://schemas.microsoft.com/office/word/2012/wordml" xmlns:w16cex="http://schemas.microsoft.com/office/word/2018/wordml/cex" xmlns:w16cid="http://schemas.microsoft.com/office/word/2016/wordml/cid" xmlns:w16="http://schemas.microsoft.com/office/word/2018/wordml" xmlns:w16sdtdh="http://schemas.microsoft.com/office/word/2020/wordml/sdtdatahash" xmlns:w16se="http://schemas.microsoft.com/office/word/2015/wordml/symex" mc:Ignorable="w14 w15 w16se w16cid w16 w16cex w16sdtdh">
+<w:styles xmlns:mc="http://schemas.openxmlformats.org/markup-compatibility/2006" xmlns:r="http://schemas.openxmlformats.org/officeDocument/2006/relationships" xmlns:w="http://schemas.openxmlformats.org/wordprocessingml/2006/main" xmlns:w14="http://schemas.microsoft.com/office/word/2010/wordml" xmlns:w15="http://schemas.microsoft.com/office/word/2012/wordml" xmlns:w16se="http://schemas.microsoft.com/office/word/2015/wordml/symex" mc:Ignorable="w14 w15 w16se">
   <w:docDefaults>
     <w:rPrDefault>
       <w:rPr>
@@ -9948,7 +9964,7 @@
       </w:pPr>
     </w:pPrDefault>
   </w:docDefaults>
-  <w:latentStyles w:defLockedState="0" w:defUIPriority="99" w:defSemiHidden="0" w:defUnhideWhenUsed="0" w:defQFormat="0" w:count="376">
+  <w:latentStyles w:defLockedState="0" w:defUIPriority="99" w:defSemiHidden="0" w:defUnhideWhenUsed="0" w:defQFormat="0" w:count="371">
     <w:lsdException w:name="Normal" w:uiPriority="0" w:qFormat="1"/>
     <w:lsdException w:name="heading 1" w:uiPriority="9" w:qFormat="1"/>
     <w:lsdException w:name="heading 2" w:semiHidden="1" w:uiPriority="9" w:unhideWhenUsed="1" w:qFormat="1"/>
@@ -10320,13 +10336,8 @@
     <w:lsdException w:name="List Table 5 Dark Accent 6" w:uiPriority="50"/>
     <w:lsdException w:name="List Table 6 Colorful Accent 6" w:uiPriority="51"/>
     <w:lsdException w:name="List Table 7 Colorful Accent 6" w:uiPriority="52"/>
-    <w:lsdException w:name="Mention" w:semiHidden="1" w:unhideWhenUsed="1"/>
-    <w:lsdException w:name="Smart Hyperlink" w:semiHidden="1" w:unhideWhenUsed="1"/>
-    <w:lsdException w:name="Hashtag" w:semiHidden="1" w:unhideWhenUsed="1"/>
-    <w:lsdException w:name="Unresolved Mention" w:semiHidden="1" w:unhideWhenUsed="1"/>
-    <w:lsdException w:name="Smart Link" w:semiHidden="1" w:unhideWhenUsed="1"/>
   </w:latentStyles>
-  <w:style w:type="paragraph" w:default="1" w:styleId="Normal">
+  <w:style w:type="paragraph" w:default="1" w:styleId="a2">
     <w:name w:val="Normal"/>
     <w:qFormat/>
     <w:rsid w:val="00C02D4E"/>
@@ -10339,11 +10350,11 @@
       <w:sz w:val="28"/>
     </w:rPr>
   </w:style>
-  <w:style w:type="paragraph" w:styleId="Heading1">
+  <w:style w:type="paragraph" w:styleId="1">
     <w:name w:val="heading 1"/>
-    <w:basedOn w:val="Normal"/>
-    <w:next w:val="a2"/>
-    <w:link w:val="Heading1Char"/>
+    <w:basedOn w:val="a2"/>
+    <w:next w:val="a3"/>
+    <w:link w:val="10"/>
     <w:uiPriority w:val="9"/>
     <w:qFormat/>
     <w:rsid w:val="005C6335"/>
@@ -10365,11 +10376,11 @@
       <w:szCs w:val="40"/>
     </w:rPr>
   </w:style>
-  <w:style w:type="paragraph" w:styleId="Heading2">
+  <w:style w:type="paragraph" w:styleId="2">
     <w:name w:val="heading 2"/>
-    <w:basedOn w:val="Heading1"/>
-    <w:next w:val="a2"/>
-    <w:link w:val="Heading2Char"/>
+    <w:basedOn w:val="1"/>
+    <w:next w:val="a3"/>
+    <w:link w:val="20"/>
     <w:uiPriority w:val="9"/>
     <w:unhideWhenUsed/>
     <w:qFormat/>
@@ -10387,11 +10398,11 @@
       <w:szCs w:val="32"/>
     </w:rPr>
   </w:style>
-  <w:style w:type="paragraph" w:styleId="Heading3">
+  <w:style w:type="paragraph" w:styleId="3">
     <w:name w:val="heading 3"/>
-    <w:basedOn w:val="Heading2"/>
-    <w:next w:val="a2"/>
-    <w:link w:val="Heading3Char"/>
+    <w:basedOn w:val="2"/>
+    <w:next w:val="a3"/>
+    <w:link w:val="30"/>
     <w:uiPriority w:val="9"/>
     <w:unhideWhenUsed/>
     <w:qFormat/>
@@ -10406,11 +10417,11 @@
       <w:szCs w:val="28"/>
     </w:rPr>
   </w:style>
-  <w:style w:type="paragraph" w:styleId="Heading4">
+  <w:style w:type="paragraph" w:styleId="4">
     <w:name w:val="heading 4"/>
-    <w:basedOn w:val="Normal"/>
-    <w:next w:val="Normal"/>
-    <w:link w:val="Heading4Char"/>
+    <w:basedOn w:val="a2"/>
+    <w:next w:val="a2"/>
+    <w:link w:val="40"/>
     <w:uiPriority w:val="9"/>
     <w:semiHidden/>
     <w:unhideWhenUsed/>
@@ -10432,11 +10443,11 @@
       <w:color w:val="0F4761" w:themeColor="accent1" w:themeShade="BF"/>
     </w:rPr>
   </w:style>
-  <w:style w:type="paragraph" w:styleId="Heading5">
+  <w:style w:type="paragraph" w:styleId="5">
     <w:name w:val="heading 5"/>
-    <w:basedOn w:val="Normal"/>
-    <w:next w:val="Normal"/>
-    <w:link w:val="Heading5Char"/>
+    <w:basedOn w:val="a2"/>
+    <w:next w:val="a2"/>
+    <w:link w:val="50"/>
     <w:uiPriority w:val="9"/>
     <w:semiHidden/>
     <w:unhideWhenUsed/>
@@ -10457,11 +10468,11 @@
       <w:color w:val="0F4761" w:themeColor="accent1" w:themeShade="BF"/>
     </w:rPr>
   </w:style>
-  <w:style w:type="paragraph" w:styleId="Heading6">
+  <w:style w:type="paragraph" w:styleId="6">
     <w:name w:val="heading 6"/>
-    <w:basedOn w:val="Normal"/>
-    <w:next w:val="Normal"/>
-    <w:link w:val="Heading6Char"/>
+    <w:basedOn w:val="a2"/>
+    <w:next w:val="a2"/>
+    <w:link w:val="60"/>
     <w:uiPriority w:val="9"/>
     <w:semiHidden/>
     <w:unhideWhenUsed/>
@@ -10484,11 +10495,11 @@
       <w:color w:val="595959" w:themeColor="text1" w:themeTint="A6"/>
     </w:rPr>
   </w:style>
-  <w:style w:type="paragraph" w:styleId="Heading7">
+  <w:style w:type="paragraph" w:styleId="7">
     <w:name w:val="heading 7"/>
-    <w:basedOn w:val="Normal"/>
-    <w:next w:val="Normal"/>
-    <w:link w:val="Heading7Char"/>
+    <w:basedOn w:val="a2"/>
+    <w:next w:val="a2"/>
+    <w:link w:val="70"/>
     <w:uiPriority w:val="9"/>
     <w:semiHidden/>
     <w:unhideWhenUsed/>
@@ -10509,11 +10520,11 @@
       <w:color w:val="595959" w:themeColor="text1" w:themeTint="A6"/>
     </w:rPr>
   </w:style>
-  <w:style w:type="paragraph" w:styleId="Heading8">
+  <w:style w:type="paragraph" w:styleId="8">
     <w:name w:val="heading 8"/>
-    <w:basedOn w:val="Normal"/>
-    <w:next w:val="Normal"/>
-    <w:link w:val="Heading8Char"/>
+    <w:basedOn w:val="a2"/>
+    <w:next w:val="a2"/>
+    <w:link w:val="80"/>
     <w:uiPriority w:val="9"/>
     <w:semiHidden/>
     <w:unhideWhenUsed/>
@@ -10535,11 +10546,11 @@
       <w:color w:val="272727" w:themeColor="text1" w:themeTint="D8"/>
     </w:rPr>
   </w:style>
-  <w:style w:type="paragraph" w:styleId="Heading9">
+  <w:style w:type="paragraph" w:styleId="9">
     <w:name w:val="heading 9"/>
-    <w:basedOn w:val="Normal"/>
-    <w:next w:val="Normal"/>
-    <w:link w:val="Heading9Char"/>
+    <w:basedOn w:val="a2"/>
+    <w:next w:val="a2"/>
+    <w:link w:val="90"/>
     <w:uiPriority w:val="9"/>
     <w:semiHidden/>
     <w:unhideWhenUsed/>
@@ -10559,13 +10570,13 @@
       <w:color w:val="272727" w:themeColor="text1" w:themeTint="D8"/>
     </w:rPr>
   </w:style>
-  <w:style w:type="character" w:default="1" w:styleId="DefaultParagraphFont">
+  <w:style w:type="character" w:default="1" w:styleId="a4">
     <w:name w:val="Default Paragraph Font"/>
     <w:uiPriority w:val="1"/>
     <w:semiHidden/>
     <w:unhideWhenUsed/>
   </w:style>
-  <w:style w:type="table" w:default="1" w:styleId="TableNormal">
+  <w:style w:type="table" w:default="1" w:styleId="a5">
     <w:name w:val="Normal Table"/>
     <w:uiPriority w:val="99"/>
     <w:semiHidden/>
@@ -10580,16 +10591,16 @@
       </w:tblCellMar>
     </w:tblPr>
   </w:style>
-  <w:style w:type="numbering" w:default="1" w:styleId="NoList">
+  <w:style w:type="numbering" w:default="1" w:styleId="a6">
     <w:name w:val="No List"/>
     <w:uiPriority w:val="99"/>
     <w:semiHidden/>
     <w:unhideWhenUsed/>
   </w:style>
-  <w:style w:type="character" w:customStyle="1" w:styleId="Heading1Char">
-    <w:name w:val="Heading 1 Char"/>
-    <w:basedOn w:val="DefaultParagraphFont"/>
-    <w:link w:val="Heading1"/>
+  <w:style w:type="character" w:customStyle="1" w:styleId="10">
+    <w:name w:val="Заголовок 1 Знак"/>
+    <w:basedOn w:val="a4"/>
+    <w:link w:val="1"/>
     <w:uiPriority w:val="9"/>
     <w:rsid w:val="005C6335"/>
     <w:rPr>
@@ -10599,10 +10610,10 @@
       <w:szCs w:val="40"/>
     </w:rPr>
   </w:style>
-  <w:style w:type="character" w:customStyle="1" w:styleId="Heading2Char">
-    <w:name w:val="Heading 2 Char"/>
-    <w:basedOn w:val="DefaultParagraphFont"/>
-    <w:link w:val="Heading2"/>
+  <w:style w:type="character" w:customStyle="1" w:styleId="20">
+    <w:name w:val="Заголовок 2 Знак"/>
+    <w:basedOn w:val="a4"/>
+    <w:link w:val="2"/>
     <w:uiPriority w:val="9"/>
     <w:rsid w:val="007B1296"/>
     <w:rPr>
@@ -10612,10 +10623,10 @@
       <w:szCs w:val="32"/>
     </w:rPr>
   </w:style>
-  <w:style w:type="character" w:customStyle="1" w:styleId="Heading3Char">
-    <w:name w:val="Heading 3 Char"/>
-    <w:basedOn w:val="DefaultParagraphFont"/>
-    <w:link w:val="Heading3"/>
+  <w:style w:type="character" w:customStyle="1" w:styleId="30">
+    <w:name w:val="Заголовок 3 Знак"/>
+    <w:basedOn w:val="a4"/>
+    <w:link w:val="3"/>
     <w:uiPriority w:val="9"/>
     <w:rsid w:val="00135AB1"/>
     <w:rPr>
@@ -10625,10 +10636,10 @@
       <w:szCs w:val="28"/>
     </w:rPr>
   </w:style>
-  <w:style w:type="character" w:customStyle="1" w:styleId="Heading4Char">
-    <w:name w:val="Heading 4 Char"/>
-    <w:basedOn w:val="DefaultParagraphFont"/>
-    <w:link w:val="Heading4"/>
+  <w:style w:type="character" w:customStyle="1" w:styleId="40">
+    <w:name w:val="Заголовок 4 Знак"/>
+    <w:basedOn w:val="a4"/>
+    <w:link w:val="4"/>
     <w:uiPriority w:val="9"/>
     <w:semiHidden/>
     <w:rsid w:val="00313BD4"/>
@@ -10639,10 +10650,10 @@
       <w:color w:val="0F4761" w:themeColor="accent1" w:themeShade="BF"/>
     </w:rPr>
   </w:style>
-  <w:style w:type="character" w:customStyle="1" w:styleId="Heading5Char">
-    <w:name w:val="Heading 5 Char"/>
-    <w:basedOn w:val="DefaultParagraphFont"/>
-    <w:link w:val="Heading5"/>
+  <w:style w:type="character" w:customStyle="1" w:styleId="50">
+    <w:name w:val="Заголовок 5 Знак"/>
+    <w:basedOn w:val="a4"/>
+    <w:link w:val="5"/>
     <w:uiPriority w:val="9"/>
     <w:semiHidden/>
     <w:rsid w:val="00313BD4"/>
@@ -10651,10 +10662,10 @@
       <w:color w:val="0F4761" w:themeColor="accent1" w:themeShade="BF"/>
     </w:rPr>
   </w:style>
-  <w:style w:type="character" w:customStyle="1" w:styleId="Heading6Char">
-    <w:name w:val="Heading 6 Char"/>
-    <w:basedOn w:val="DefaultParagraphFont"/>
-    <w:link w:val="Heading6"/>
+  <w:style w:type="character" w:customStyle="1" w:styleId="60">
+    <w:name w:val="Заголовок 6 Знак"/>
+    <w:basedOn w:val="a4"/>
+    <w:link w:val="6"/>
     <w:uiPriority w:val="9"/>
     <w:semiHidden/>
     <w:rsid w:val="00313BD4"/>
@@ -10665,10 +10676,10 @@
       <w:color w:val="595959" w:themeColor="text1" w:themeTint="A6"/>
     </w:rPr>
   </w:style>
-  <w:style w:type="character" w:customStyle="1" w:styleId="Heading7Char">
-    <w:name w:val="Heading 7 Char"/>
-    <w:basedOn w:val="DefaultParagraphFont"/>
-    <w:link w:val="Heading7"/>
+  <w:style w:type="character" w:customStyle="1" w:styleId="70">
+    <w:name w:val="Заголовок 7 Знак"/>
+    <w:basedOn w:val="a4"/>
+    <w:link w:val="7"/>
     <w:uiPriority w:val="9"/>
     <w:semiHidden/>
     <w:rsid w:val="00313BD4"/>
@@ -10677,10 +10688,10 @@
       <w:color w:val="595959" w:themeColor="text1" w:themeTint="A6"/>
     </w:rPr>
   </w:style>
-  <w:style w:type="character" w:customStyle="1" w:styleId="Heading8Char">
-    <w:name w:val="Heading 8 Char"/>
-    <w:basedOn w:val="DefaultParagraphFont"/>
-    <w:link w:val="Heading8"/>
+  <w:style w:type="character" w:customStyle="1" w:styleId="80">
+    <w:name w:val="Заголовок 8 Знак"/>
+    <w:basedOn w:val="a4"/>
+    <w:link w:val="8"/>
     <w:uiPriority w:val="9"/>
     <w:semiHidden/>
     <w:rsid w:val="00313BD4"/>
@@ -10691,10 +10702,10 @@
       <w:color w:val="272727" w:themeColor="text1" w:themeTint="D8"/>
     </w:rPr>
   </w:style>
-  <w:style w:type="character" w:customStyle="1" w:styleId="Heading9Char">
-    <w:name w:val="Heading 9 Char"/>
-    <w:basedOn w:val="DefaultParagraphFont"/>
-    <w:link w:val="Heading9"/>
+  <w:style w:type="character" w:customStyle="1" w:styleId="90">
+    <w:name w:val="Заголовок 9 Знак"/>
+    <w:basedOn w:val="a4"/>
+    <w:link w:val="9"/>
     <w:uiPriority w:val="9"/>
     <w:semiHidden/>
     <w:rsid w:val="00313BD4"/>
@@ -10703,11 +10714,11 @@
       <w:color w:val="272727" w:themeColor="text1" w:themeTint="D8"/>
     </w:rPr>
   </w:style>
-  <w:style w:type="paragraph" w:styleId="Title">
+  <w:style w:type="paragraph" w:styleId="a7">
     <w:name w:val="Title"/>
-    <w:basedOn w:val="Normal"/>
-    <w:next w:val="a2"/>
-    <w:link w:val="TitleChar"/>
+    <w:basedOn w:val="a2"/>
+    <w:next w:val="a3"/>
+    <w:link w:val="a8"/>
     <w:uiPriority w:val="10"/>
     <w:qFormat/>
     <w:rsid w:val="008532F7"/>
@@ -10727,10 +10738,10 @@
       <w:szCs w:val="56"/>
     </w:rPr>
   </w:style>
-  <w:style w:type="character" w:customStyle="1" w:styleId="TitleChar">
-    <w:name w:val="Title Char"/>
-    <w:basedOn w:val="DefaultParagraphFont"/>
-    <w:link w:val="Title"/>
+  <w:style w:type="character" w:customStyle="1" w:styleId="a8">
+    <w:name w:val="Заголовок Знак"/>
+    <w:basedOn w:val="a4"/>
+    <w:link w:val="a7"/>
     <w:uiPriority w:val="10"/>
     <w:rsid w:val="008532F7"/>
     <w:rPr>
@@ -10743,11 +10754,11 @@
       <w:szCs w:val="56"/>
     </w:rPr>
   </w:style>
-  <w:style w:type="paragraph" w:styleId="Subtitle">
+  <w:style w:type="paragraph" w:styleId="a9">
     <w:name w:val="Subtitle"/>
-    <w:basedOn w:val="Normal"/>
-    <w:next w:val="Normal"/>
-    <w:link w:val="SubtitleChar"/>
+    <w:basedOn w:val="a2"/>
+    <w:next w:val="a2"/>
+    <w:link w:val="aa"/>
     <w:uiPriority w:val="11"/>
     <w:qFormat/>
     <w:rsid w:val="00313BD4"/>
@@ -10763,10 +10774,10 @@
       <w:szCs w:val="28"/>
     </w:rPr>
   </w:style>
-  <w:style w:type="character" w:customStyle="1" w:styleId="SubtitleChar">
-    <w:name w:val="Subtitle Char"/>
-    <w:basedOn w:val="DefaultParagraphFont"/>
-    <w:link w:val="Subtitle"/>
+  <w:style w:type="character" w:customStyle="1" w:styleId="aa">
+    <w:name w:val="Подзаголовок Знак"/>
+    <w:basedOn w:val="a4"/>
+    <w:link w:val="a9"/>
     <w:uiPriority w:val="11"/>
     <w:rsid w:val="00313BD4"/>
     <w:rPr>
@@ -10777,11 +10788,11 @@
       <w:szCs w:val="28"/>
     </w:rPr>
   </w:style>
-  <w:style w:type="paragraph" w:styleId="Quote">
+  <w:style w:type="paragraph" w:styleId="21">
     <w:name w:val="Quote"/>
-    <w:basedOn w:val="Normal"/>
-    <w:next w:val="Normal"/>
-    <w:link w:val="QuoteChar"/>
+    <w:basedOn w:val="a2"/>
+    <w:next w:val="a2"/>
+    <w:link w:val="22"/>
     <w:uiPriority w:val="29"/>
     <w:qFormat/>
     <w:rsid w:val="00313BD4"/>
@@ -10795,10 +10806,10 @@
       <w:color w:val="404040" w:themeColor="text1" w:themeTint="BF"/>
     </w:rPr>
   </w:style>
-  <w:style w:type="character" w:customStyle="1" w:styleId="QuoteChar">
-    <w:name w:val="Quote Char"/>
-    <w:basedOn w:val="DefaultParagraphFont"/>
-    <w:link w:val="Quote"/>
+  <w:style w:type="character" w:customStyle="1" w:styleId="22">
+    <w:name w:val="Цитата 2 Знак"/>
+    <w:basedOn w:val="a4"/>
+    <w:link w:val="21"/>
     <w:uiPriority w:val="29"/>
     <w:rsid w:val="00313BD4"/>
     <w:rPr>
@@ -10807,9 +10818,9 @@
       <w:color w:val="404040" w:themeColor="text1" w:themeTint="BF"/>
     </w:rPr>
   </w:style>
-  <w:style w:type="paragraph" w:styleId="ListParagraph">
+  <w:style w:type="paragraph" w:styleId="ab">
     <w:name w:val="List Paragraph"/>
-    <w:basedOn w:val="Normal"/>
+    <w:basedOn w:val="a2"/>
     <w:uiPriority w:val="34"/>
     <w:qFormat/>
     <w:rsid w:val="00313BD4"/>
@@ -10818,9 +10829,9 @@
       <w:contextualSpacing/>
     </w:pPr>
   </w:style>
-  <w:style w:type="character" w:styleId="IntenseEmphasis">
+  <w:style w:type="character" w:styleId="ac">
     <w:name w:val="Intense Emphasis"/>
-    <w:basedOn w:val="DefaultParagraphFont"/>
+    <w:basedOn w:val="a4"/>
     <w:uiPriority w:val="21"/>
     <w:qFormat/>
     <w:rsid w:val="00313BD4"/>
@@ -10830,11 +10841,11 @@
       <w:color w:val="0F4761" w:themeColor="accent1" w:themeShade="BF"/>
     </w:rPr>
   </w:style>
-  <w:style w:type="paragraph" w:styleId="IntenseQuote">
+  <w:style w:type="paragraph" w:styleId="ad">
     <w:name w:val="Intense Quote"/>
-    <w:basedOn w:val="Normal"/>
-    <w:next w:val="Normal"/>
-    <w:link w:val="IntenseQuoteChar"/>
+    <w:basedOn w:val="a2"/>
+    <w:next w:val="a2"/>
+    <w:link w:val="ae"/>
     <w:uiPriority w:val="30"/>
     <w:qFormat/>
     <w:rsid w:val="00313BD4"/>
@@ -10853,10 +10864,10 @@
       <w:color w:val="0F4761" w:themeColor="accent1" w:themeShade="BF"/>
     </w:rPr>
   </w:style>
-  <w:style w:type="character" w:customStyle="1" w:styleId="IntenseQuoteChar">
-    <w:name w:val="Intense Quote Char"/>
-    <w:basedOn w:val="DefaultParagraphFont"/>
-    <w:link w:val="IntenseQuote"/>
+  <w:style w:type="character" w:customStyle="1" w:styleId="ae">
+    <w:name w:val="Выделенная цитата Знак"/>
+    <w:basedOn w:val="a4"/>
+    <w:link w:val="ad"/>
     <w:uiPriority w:val="30"/>
     <w:rsid w:val="00313BD4"/>
     <w:rPr>
@@ -10865,9 +10876,9 @@
       <w:color w:val="0F4761" w:themeColor="accent1" w:themeShade="BF"/>
     </w:rPr>
   </w:style>
-  <w:style w:type="character" w:styleId="IntenseReference">
+  <w:style w:type="character" w:styleId="af">
     <w:name w:val="Intense Reference"/>
-    <w:basedOn w:val="DefaultParagraphFont"/>
+    <w:basedOn w:val="a4"/>
     <w:uiPriority w:val="32"/>
     <w:qFormat/>
     <w:rsid w:val="00313BD4"/>
@@ -10879,10 +10890,10 @@
       <w:spacing w:val="5"/>
     </w:rPr>
   </w:style>
-  <w:style w:type="paragraph" w:customStyle="1" w:styleId="a2">
+  <w:style w:type="paragraph" w:customStyle="1" w:styleId="a3">
     <w:name w:val="Основной"/>
-    <w:basedOn w:val="Normal"/>
-    <w:link w:val="a3"/>
+    <w:basedOn w:val="a2"/>
+    <w:link w:val="af0"/>
     <w:qFormat/>
     <w:rsid w:val="00F31BF1"/>
     <w:pPr>
@@ -10890,19 +10901,19 @@
       <w:ind w:firstLine="709"/>
     </w:pPr>
   </w:style>
-  <w:style w:type="character" w:customStyle="1" w:styleId="a3">
+  <w:style w:type="character" w:customStyle="1" w:styleId="af0">
     <w:name w:val="Основной Знак"/>
-    <w:basedOn w:val="DefaultParagraphFont"/>
-    <w:link w:val="a2"/>
+    <w:basedOn w:val="a4"/>
+    <w:link w:val="a3"/>
     <w:rsid w:val="00F31BF1"/>
     <w:rPr>
       <w:rFonts w:ascii="Times New Roman" w:hAnsi="Times New Roman"/>
       <w:sz w:val="28"/>
     </w:rPr>
   </w:style>
-  <w:style w:type="table" w:styleId="TableGrid">
+  <w:style w:type="table" w:styleId="af1">
     <w:name w:val="Table Grid"/>
-    <w:basedOn w:val="TableNormal"/>
+    <w:basedOn w:val="a5"/>
     <w:uiPriority w:val="39"/>
     <w:rsid w:val="00157D07"/>
     <w:pPr>
@@ -10919,10 +10930,10 @@
       </w:tblBorders>
     </w:tblPr>
   </w:style>
-  <w:style w:type="paragraph" w:styleId="Header">
+  <w:style w:type="paragraph" w:styleId="af2">
     <w:name w:val="header"/>
-    <w:basedOn w:val="Normal"/>
-    <w:link w:val="HeaderChar"/>
+    <w:basedOn w:val="a2"/>
+    <w:link w:val="af3"/>
     <w:uiPriority w:val="99"/>
     <w:unhideWhenUsed/>
     <w:rsid w:val="007B1296"/>
@@ -10933,10 +10944,10 @@
       </w:tabs>
     </w:pPr>
   </w:style>
-  <w:style w:type="character" w:customStyle="1" w:styleId="HeaderChar">
-    <w:name w:val="Header Char"/>
-    <w:basedOn w:val="DefaultParagraphFont"/>
-    <w:link w:val="Header"/>
+  <w:style w:type="character" w:customStyle="1" w:styleId="af3">
+    <w:name w:val="Верхний колонтитул Знак"/>
+    <w:basedOn w:val="a4"/>
+    <w:link w:val="af2"/>
     <w:uiPriority w:val="99"/>
     <w:rsid w:val="007B1296"/>
     <w:rPr>
@@ -10944,10 +10955,10 @@
       <w:sz w:val="28"/>
     </w:rPr>
   </w:style>
-  <w:style w:type="paragraph" w:styleId="Footer">
+  <w:style w:type="paragraph" w:styleId="af4">
     <w:name w:val="footer"/>
-    <w:basedOn w:val="Normal"/>
-    <w:link w:val="FooterChar"/>
+    <w:basedOn w:val="a2"/>
+    <w:link w:val="af5"/>
     <w:uiPriority w:val="99"/>
     <w:unhideWhenUsed/>
     <w:rsid w:val="007B1296"/>
@@ -10958,10 +10969,10 @@
       </w:tabs>
     </w:pPr>
   </w:style>
-  <w:style w:type="character" w:customStyle="1" w:styleId="FooterChar">
-    <w:name w:val="Footer Char"/>
-    <w:basedOn w:val="DefaultParagraphFont"/>
-    <w:link w:val="Footer"/>
+  <w:style w:type="character" w:customStyle="1" w:styleId="af5">
+    <w:name w:val="Нижний колонтитул Знак"/>
+    <w:basedOn w:val="a4"/>
+    <w:link w:val="af4"/>
     <w:uiPriority w:val="99"/>
     <w:rsid w:val="007B1296"/>
     <w:rPr>
@@ -10971,8 +10982,8 @@
   </w:style>
   <w:style w:type="paragraph" w:customStyle="1" w:styleId="a1">
     <w:name w:val="Список маркированный"/>
-    <w:basedOn w:val="a2"/>
-    <w:link w:val="a4"/>
+    <w:basedOn w:val="a3"/>
+    <w:link w:val="af6"/>
     <w:qFormat/>
     <w:rsid w:val="006B2E38"/>
     <w:pPr>
@@ -10981,9 +10992,9 @@
       </w:numPr>
     </w:pPr>
   </w:style>
-  <w:style w:type="character" w:customStyle="1" w:styleId="a4">
+  <w:style w:type="character" w:customStyle="1" w:styleId="af6">
     <w:name w:val="Список маркированный Знак"/>
-    <w:basedOn w:val="a3"/>
+    <w:basedOn w:val="af0"/>
     <w:link w:val="a1"/>
     <w:rsid w:val="006B2E38"/>
     <w:rPr>
@@ -10991,10 +11002,10 @@
       <w:sz w:val="28"/>
     </w:rPr>
   </w:style>
-  <w:style w:type="paragraph" w:styleId="TOC4">
+  <w:style w:type="paragraph" w:styleId="41">
     <w:name w:val="toc 4"/>
-    <w:basedOn w:val="Normal"/>
-    <w:next w:val="Normal"/>
+    <w:basedOn w:val="a2"/>
+    <w:next w:val="a2"/>
     <w:autoRedefine/>
     <w:uiPriority w:val="39"/>
     <w:semiHidden/>
@@ -11005,10 +11016,10 @@
       <w:ind w:left="840"/>
     </w:pPr>
   </w:style>
-  <w:style w:type="paragraph" w:styleId="TOC1">
+  <w:style w:type="paragraph" w:styleId="11">
     <w:name w:val="toc 1"/>
-    <w:basedOn w:val="Normal"/>
-    <w:next w:val="Normal"/>
+    <w:basedOn w:val="a2"/>
+    <w:next w:val="a2"/>
     <w:autoRedefine/>
     <w:uiPriority w:val="39"/>
     <w:unhideWhenUsed/>
@@ -11018,10 +11029,10 @@
       <w:ind w:left="709" w:right="284"/>
     </w:pPr>
   </w:style>
-  <w:style w:type="paragraph" w:styleId="TOC2">
+  <w:style w:type="paragraph" w:styleId="23">
     <w:name w:val="toc 2"/>
-    <w:basedOn w:val="TOC1"/>
-    <w:next w:val="Normal"/>
+    <w:basedOn w:val="11"/>
+    <w:next w:val="a2"/>
     <w:autoRedefine/>
     <w:uiPriority w:val="39"/>
     <w:unhideWhenUsed/>
@@ -11033,10 +11044,10 @@
       <w:ind w:left="992"/>
     </w:pPr>
   </w:style>
-  <w:style w:type="paragraph" w:styleId="TOC3">
+  <w:style w:type="paragraph" w:styleId="31">
     <w:name w:val="toc 3"/>
-    <w:basedOn w:val="TOC2"/>
-    <w:next w:val="Normal"/>
+    <w:basedOn w:val="23"/>
+    <w:next w:val="a2"/>
     <w:autoRedefine/>
     <w:uiPriority w:val="39"/>
     <w:unhideWhenUsed/>
@@ -11045,9 +11056,9 @@
       <w:ind w:left="1276"/>
     </w:pPr>
   </w:style>
-  <w:style w:type="character" w:styleId="Hyperlink">
+  <w:style w:type="character" w:styleId="af7">
     <w:name w:val="Hyperlink"/>
-    <w:basedOn w:val="DefaultParagraphFont"/>
+    <w:basedOn w:val="a4"/>
     <w:uiPriority w:val="99"/>
     <w:unhideWhenUsed/>
     <w:rsid w:val="00C02CA6"/>
@@ -11056,17 +11067,17 @@
       <w:u w:val="single"/>
     </w:rPr>
   </w:style>
-  <w:style w:type="paragraph" w:customStyle="1" w:styleId="a5">
+  <w:style w:type="paragraph" w:customStyle="1" w:styleId="af8">
     <w:name w:val="Заголовок Содержание"/>
-    <w:basedOn w:val="Title"/>
-    <w:link w:val="a6"/>
+    <w:basedOn w:val="a7"/>
+    <w:link w:val="af9"/>
     <w:qFormat/>
     <w:rsid w:val="00C02CA6"/>
   </w:style>
-  <w:style w:type="character" w:customStyle="1" w:styleId="a6">
+  <w:style w:type="character" w:customStyle="1" w:styleId="af9">
     <w:name w:val="Заголовок Содержание Знак"/>
-    <w:basedOn w:val="TitleChar"/>
-    <w:link w:val="a5"/>
+    <w:basedOn w:val="a8"/>
+    <w:link w:val="af8"/>
     <w:rsid w:val="00C02CA6"/>
     <w:rPr>
       <w:rFonts w:ascii="Times New Roman" w:eastAsiaTheme="majorEastAsia" w:hAnsi="Times New Roman" w:cstheme="majorBidi"/>
@@ -11078,9 +11089,9 @@
       <w:szCs w:val="56"/>
     </w:rPr>
   </w:style>
-  <w:style w:type="paragraph" w:styleId="NormalWeb">
+  <w:style w:type="paragraph" w:styleId="afa">
     <w:name w:val="Normal (Web)"/>
-    <w:basedOn w:val="Normal"/>
+    <w:basedOn w:val="a2"/>
     <w:uiPriority w:val="99"/>
     <w:unhideWhenUsed/>
     <w:rsid w:val="0022213E"/>
@@ -11099,8 +11110,8 @@
   </w:style>
   <w:style w:type="paragraph" w:customStyle="1" w:styleId="a0">
     <w:name w:val="Список буквенный"/>
-    <w:basedOn w:val="a2"/>
-    <w:link w:val="a7"/>
+    <w:basedOn w:val="a3"/>
+    <w:link w:val="afb"/>
     <w:qFormat/>
     <w:rsid w:val="00A57474"/>
     <w:pPr>
@@ -11109,9 +11120,9 @@
       </w:numPr>
     </w:pPr>
   </w:style>
-  <w:style w:type="character" w:customStyle="1" w:styleId="a7">
+  <w:style w:type="character" w:customStyle="1" w:styleId="afb">
     <w:name w:val="Список буквенный Знак"/>
-    <w:basedOn w:val="a3"/>
+    <w:basedOn w:val="af0"/>
     <w:link w:val="a0"/>
     <w:rsid w:val="00A57474"/>
     <w:rPr>
@@ -11121,8 +11132,8 @@
   </w:style>
   <w:style w:type="paragraph" w:customStyle="1" w:styleId="a">
     <w:name w:val="Список нумерованный"/>
-    <w:basedOn w:val="a2"/>
-    <w:link w:val="a8"/>
+    <w:basedOn w:val="a3"/>
+    <w:link w:val="afc"/>
     <w:qFormat/>
     <w:rsid w:val="00F44D11"/>
     <w:pPr>
@@ -11131,9 +11142,9 @@
       </w:numPr>
     </w:pPr>
   </w:style>
-  <w:style w:type="character" w:customStyle="1" w:styleId="a8">
+  <w:style w:type="character" w:customStyle="1" w:styleId="afc">
     <w:name w:val="Список нумерованный Знак"/>
-    <w:basedOn w:val="a3"/>
+    <w:basedOn w:val="af0"/>
     <w:link w:val="a"/>
     <w:rsid w:val="00F44D11"/>
     <w:rPr>
@@ -11141,10 +11152,10 @@
       <w:sz w:val="28"/>
     </w:rPr>
   </w:style>
-  <w:style w:type="paragraph" w:customStyle="1" w:styleId="a9">
+  <w:style w:type="paragraph" w:customStyle="1" w:styleId="afd">
     <w:name w:val="Рисунок"/>
-    <w:basedOn w:val="Normal"/>
-    <w:next w:val="Normal"/>
+    <w:basedOn w:val="a2"/>
+    <w:next w:val="a2"/>
     <w:qFormat/>
     <w:rsid w:val="00D160AE"/>
     <w:pPr>
@@ -11158,11 +11169,11 @@
       <w:szCs w:val="28"/>
     </w:rPr>
   </w:style>
-  <w:style w:type="paragraph" w:customStyle="1" w:styleId="aa">
+  <w:style w:type="paragraph" w:customStyle="1" w:styleId="afe">
     <w:name w:val="Подпись рисунка"/>
-    <w:basedOn w:val="Normal"/>
-    <w:next w:val="a2"/>
-    <w:link w:val="ab"/>
+    <w:basedOn w:val="a2"/>
+    <w:next w:val="a3"/>
+    <w:link w:val="aff"/>
     <w:qFormat/>
     <w:rsid w:val="00CB5F04"/>
     <w:pPr>
@@ -11170,20 +11181,20 @@
       <w:jc w:val="center"/>
     </w:pPr>
   </w:style>
-  <w:style w:type="character" w:customStyle="1" w:styleId="ab">
+  <w:style w:type="character" w:customStyle="1" w:styleId="aff">
     <w:name w:val="Подпись рисунка Знак"/>
-    <w:basedOn w:val="DefaultParagraphFont"/>
-    <w:link w:val="aa"/>
+    <w:basedOn w:val="a4"/>
+    <w:link w:val="afe"/>
     <w:rsid w:val="00CB5F04"/>
     <w:rPr>
       <w:rFonts w:ascii="Times New Roman" w:hAnsi="Times New Roman"/>
       <w:sz w:val="28"/>
     </w:rPr>
   </w:style>
-  <w:style w:type="paragraph" w:customStyle="1" w:styleId="ac">
+  <w:style w:type="paragraph" w:customStyle="1" w:styleId="aff0">
     <w:name w:val="Листинг"/>
-    <w:basedOn w:val="Normal"/>
-    <w:link w:val="ad"/>
+    <w:basedOn w:val="a2"/>
+    <w:link w:val="aff1"/>
     <w:qFormat/>
     <w:rsid w:val="00D51EAF"/>
     <w:pPr>
@@ -11197,10 +11208,10 @@
       <w:szCs w:val="20"/>
     </w:rPr>
   </w:style>
-  <w:style w:type="character" w:customStyle="1" w:styleId="ad">
+  <w:style w:type="character" w:customStyle="1" w:styleId="aff1">
     <w:name w:val="Листинг Знак"/>
-    <w:basedOn w:val="DefaultParagraphFont"/>
-    <w:link w:val="ac"/>
+    <w:basedOn w:val="a4"/>
+    <w:link w:val="aff0"/>
     <w:rsid w:val="00D51EAF"/>
     <w:rPr>
       <w:rFonts w:ascii="Courier New" w:hAnsi="Courier New" w:cs="Courier New"/>
@@ -11208,9 +11219,9 @@
       <w:szCs w:val="20"/>
     </w:rPr>
   </w:style>
-  <w:style w:type="paragraph" w:customStyle="1" w:styleId="ae">
+  <w:style w:type="paragraph" w:customStyle="1" w:styleId="aff2">
     <w:name w:val="Подпись элемента"/>
-    <w:basedOn w:val="Normal"/>
+    <w:basedOn w:val="a2"/>
     <w:qFormat/>
     <w:rsid w:val="00D160AE"/>
     <w:pPr>
@@ -11220,12 +11231,12 @@
   <w:style w:type="character" w:customStyle="1" w:styleId="docdata">
     <w:name w:val="docdata"/>
     <w:aliases w:val="docy,v5,1907,bqiaagaaeyqcaaagiaiaaapabgaabeggaaaaaaaaaaaaaaaaaaaaaaaaaaaaaaaaaaaaaaaaaaaaaaaaaaaaaaaaaaaaaaaaaaaaaaaaaaaaaaaaaaaaaaaaaaaaaaaaaaaaaaaaaaaaaaaaaaaaaaaaaaaaaaaaaaaaaaaaaaaaaaaaaaaaaaaaaaaaaaaaaaaaaaaaaaaaaaaaaaaaaaaaaaaaaaaaaaaaaaaa"/>
-    <w:basedOn w:val="DefaultParagraphFont"/>
+    <w:basedOn w:val="a4"/>
     <w:rsid w:val="000C03D0"/>
   </w:style>
-  <w:style w:type="character" w:styleId="UnresolvedMention">
+  <w:style w:type="character" w:customStyle="1" w:styleId="UnresolvedMention">
     <w:name w:val="Unresolved Mention"/>
-    <w:basedOn w:val="DefaultParagraphFont"/>
+    <w:basedOn w:val="a4"/>
     <w:uiPriority w:val="99"/>
     <w:semiHidden/>
     <w:unhideWhenUsed/>
@@ -11235,9 +11246,9 @@
       <w:shd w:val="clear" w:color="auto" w:fill="E1DFDD"/>
     </w:rPr>
   </w:style>
-  <w:style w:type="character" w:styleId="CommentReference">
+  <w:style w:type="character" w:styleId="aff3">
     <w:name w:val="annotation reference"/>
-    <w:basedOn w:val="DefaultParagraphFont"/>
+    <w:basedOn w:val="a4"/>
     <w:uiPriority w:val="99"/>
     <w:semiHidden/>
     <w:unhideWhenUsed/>
@@ -11247,10 +11258,10 @@
       <w:szCs w:val="16"/>
     </w:rPr>
   </w:style>
-  <w:style w:type="paragraph" w:styleId="CommentText">
+  <w:style w:type="paragraph" w:styleId="aff4">
     <w:name w:val="annotation text"/>
-    <w:basedOn w:val="Normal"/>
-    <w:link w:val="CommentTextChar"/>
+    <w:basedOn w:val="a2"/>
+    <w:link w:val="aff5"/>
     <w:uiPriority w:val="99"/>
     <w:unhideWhenUsed/>
     <w:rsid w:val="00D968C8"/>
@@ -11259,10 +11270,10 @@
       <w:szCs w:val="20"/>
     </w:rPr>
   </w:style>
-  <w:style w:type="character" w:customStyle="1" w:styleId="CommentTextChar">
-    <w:name w:val="Comment Text Char"/>
-    <w:basedOn w:val="DefaultParagraphFont"/>
-    <w:link w:val="CommentText"/>
+  <w:style w:type="character" w:customStyle="1" w:styleId="aff5">
+    <w:name w:val="Текст примечания Знак"/>
+    <w:basedOn w:val="a4"/>
+    <w:link w:val="aff4"/>
     <w:uiPriority w:val="99"/>
     <w:rsid w:val="00D968C8"/>
     <w:rPr>
@@ -11271,11 +11282,11 @@
       <w:szCs w:val="20"/>
     </w:rPr>
   </w:style>
-  <w:style w:type="paragraph" w:styleId="CommentSubject">
+  <w:style w:type="paragraph" w:styleId="aff6">
     <w:name w:val="annotation subject"/>
-    <w:basedOn w:val="CommentText"/>
-    <w:next w:val="CommentText"/>
-    <w:link w:val="CommentSubjectChar"/>
+    <w:basedOn w:val="aff4"/>
+    <w:next w:val="aff4"/>
+    <w:link w:val="aff7"/>
     <w:uiPriority w:val="99"/>
     <w:semiHidden/>
     <w:unhideWhenUsed/>
@@ -11285,10 +11296,10 @@
       <w:bCs/>
     </w:rPr>
   </w:style>
-  <w:style w:type="character" w:customStyle="1" w:styleId="CommentSubjectChar">
-    <w:name w:val="Comment Subject Char"/>
-    <w:basedOn w:val="CommentTextChar"/>
-    <w:link w:val="CommentSubject"/>
+  <w:style w:type="character" w:customStyle="1" w:styleId="aff7">
+    <w:name w:val="Тема примечания Знак"/>
+    <w:basedOn w:val="aff5"/>
+    <w:link w:val="aff6"/>
     <w:uiPriority w:val="99"/>
     <w:semiHidden/>
     <w:rsid w:val="00D968C8"/>
@@ -11302,17 +11313,17 @@
   </w:style>
   <w:style w:type="character" w:customStyle="1" w:styleId="hljs-keyword">
     <w:name w:val="hljs-keyword"/>
-    <w:basedOn w:val="DefaultParagraphFont"/>
+    <w:basedOn w:val="a4"/>
     <w:rsid w:val="007E64A5"/>
   </w:style>
   <w:style w:type="character" w:customStyle="1" w:styleId="hljs-comment">
     <w:name w:val="hljs-comment"/>
-    <w:basedOn w:val="DefaultParagraphFont"/>
+    <w:basedOn w:val="a4"/>
     <w:rsid w:val="007E64A5"/>
   </w:style>
-  <w:style w:type="character" w:styleId="FollowedHyperlink">
+  <w:style w:type="character" w:styleId="aff8">
     <w:name w:val="FollowedHyperlink"/>
-    <w:basedOn w:val="DefaultParagraphFont"/>
+    <w:basedOn w:val="a4"/>
     <w:uiPriority w:val="99"/>
     <w:semiHidden/>
     <w:unhideWhenUsed/>
@@ -11625,7 +11636,7 @@
 </file>
 
 <file path=customXml/itemProps1.xml><?xml version="1.0" encoding="utf-8"?>
-<ds:datastoreItem xmlns:ds="http://schemas.openxmlformats.org/officeDocument/2006/customXml" ds:itemID="{DC999C61-7AF4-4748-87A4-CFF33CEEB962}">
+<ds:datastoreItem xmlns:ds="http://schemas.openxmlformats.org/officeDocument/2006/customXml" ds:itemID="{DBFDFF8B-5B26-4D9A-9D13-D3173DE869C3}">
   <ds:schemaRefs>
     <ds:schemaRef ds:uri="http://schemas.openxmlformats.org/officeDocument/2006/bibliography"/>
   </ds:schemaRefs>
